--- a/docs/RFC.docx
+++ b/docs/RFC.docx
@@ -292,7 +292,7 @@
           <w:r>
             <w:fldChar w:fldCharType="separate"/>
           </w:r>
-          <w:hyperlink w:anchor="_Toc227690304" w:history="1">
+          <w:hyperlink w:anchor="_Toc229335779" w:history="1">
             <w:r>
               <w:rPr>
                 <w:rStyle w:val="Hyperlink"/>
@@ -336,7 +336,7 @@
                 <w:noProof/>
                 <w:webHidden/>
               </w:rPr>
-              <w:instrText xml:space="preserve"> PAGEREF _Toc227690304 \h </w:instrText>
+              <w:instrText xml:space="preserve"> PAGEREF _Toc229335779 \h </w:instrText>
             </w:r>
             <w:r>
               <w:rPr>
@@ -382,7 +382,7 @@
               <w14:ligatures w14:val="standardContextual"/>
             </w:rPr>
           </w:pPr>
-          <w:hyperlink w:anchor="_Toc227690305" w:history="1">
+          <w:hyperlink w:anchor="_Toc229335780" w:history="1">
             <w:r>
               <w:rPr>
                 <w:rStyle w:val="Hyperlink"/>
@@ -426,7 +426,7 @@
                 <w:noProof/>
                 <w:webHidden/>
               </w:rPr>
-              <w:instrText xml:space="preserve"> PAGEREF _Toc227690305 \h </w:instrText>
+              <w:instrText xml:space="preserve"> PAGEREF _Toc229335780 \h </w:instrText>
             </w:r>
             <w:r>
               <w:rPr>
@@ -472,7 +472,7 @@
               <w14:ligatures w14:val="standardContextual"/>
             </w:rPr>
           </w:pPr>
-          <w:hyperlink w:anchor="_Toc227690306" w:history="1">
+          <w:hyperlink w:anchor="_Toc229335781" w:history="1">
             <w:r>
               <w:rPr>
                 <w:rStyle w:val="Hyperlink"/>
@@ -516,7 +516,7 @@
                 <w:noProof/>
                 <w:webHidden/>
               </w:rPr>
-              <w:instrText xml:space="preserve"> PAGEREF _Toc227690306 \h </w:instrText>
+              <w:instrText xml:space="preserve"> PAGEREF _Toc229335781 \h </w:instrText>
             </w:r>
             <w:r>
               <w:rPr>
@@ -562,7 +562,7 @@
               <w14:ligatures w14:val="standardContextual"/>
             </w:rPr>
           </w:pPr>
-          <w:hyperlink w:anchor="_Toc227690307" w:history="1">
+          <w:hyperlink w:anchor="_Toc229335782" w:history="1">
             <w:r>
               <w:rPr>
                 <w:rStyle w:val="Hyperlink"/>
@@ -606,7 +606,7 @@
                 <w:noProof/>
                 <w:webHidden/>
               </w:rPr>
-              <w:instrText xml:space="preserve"> PAGEREF _Toc227690307 \h </w:instrText>
+              <w:instrText xml:space="preserve"> PAGEREF _Toc229335782 \h </w:instrText>
             </w:r>
             <w:r>
               <w:rPr>
@@ -652,7 +652,7 @@
               <w14:ligatures w14:val="standardContextual"/>
             </w:rPr>
           </w:pPr>
-          <w:hyperlink w:anchor="_Toc227690308" w:history="1">
+          <w:hyperlink w:anchor="_Toc229335783" w:history="1">
             <w:r>
               <w:rPr>
                 <w:rStyle w:val="Hyperlink"/>
@@ -696,7 +696,7 @@
                 <w:noProof/>
                 <w:webHidden/>
               </w:rPr>
-              <w:instrText xml:space="preserve"> PAGEREF _Toc227690308 \h </w:instrText>
+              <w:instrText xml:space="preserve"> PAGEREF _Toc229335783 \h </w:instrText>
             </w:r>
             <w:r>
               <w:rPr>
@@ -742,7 +742,7 @@
               <w14:ligatures w14:val="standardContextual"/>
             </w:rPr>
           </w:pPr>
-          <w:hyperlink w:anchor="_Toc227690309" w:history="1">
+          <w:hyperlink w:anchor="_Toc229335784" w:history="1">
             <w:r>
               <w:rPr>
                 <w:rStyle w:val="Hyperlink"/>
@@ -786,7 +786,7 @@
                 <w:noProof/>
                 <w:webHidden/>
               </w:rPr>
-              <w:instrText xml:space="preserve"> PAGEREF _Toc227690309 \h </w:instrText>
+              <w:instrText xml:space="preserve"> PAGEREF _Toc229335784 \h </w:instrText>
             </w:r>
             <w:r>
               <w:rPr>
@@ -832,7 +832,7 @@
               <w14:ligatures w14:val="standardContextual"/>
             </w:rPr>
           </w:pPr>
-          <w:hyperlink w:anchor="_Toc227690310" w:history="1">
+          <w:hyperlink w:anchor="_Toc229335785" w:history="1">
             <w:r>
               <w:rPr>
                 <w:rStyle w:val="Hyperlink"/>
@@ -876,7 +876,7 @@
                 <w:noProof/>
                 <w:webHidden/>
               </w:rPr>
-              <w:instrText xml:space="preserve"> PAGEREF _Toc227690310 \h </w:instrText>
+              <w:instrText xml:space="preserve"> PAGEREF _Toc229335785 \h </w:instrText>
             </w:r>
             <w:r>
               <w:rPr>
@@ -922,7 +922,7 @@
               <w14:ligatures w14:val="standardContextual"/>
             </w:rPr>
           </w:pPr>
-          <w:hyperlink w:anchor="_Toc227690311" w:history="1">
+          <w:hyperlink w:anchor="_Toc229335786" w:history="1">
             <w:r>
               <w:rPr>
                 <w:rStyle w:val="Hyperlink"/>
@@ -966,7 +966,7 @@
                 <w:noProof/>
                 <w:webHidden/>
               </w:rPr>
-              <w:instrText xml:space="preserve"> PAGEREF _Toc227690311 \h </w:instrText>
+              <w:instrText xml:space="preserve"> PAGEREF _Toc229335786 \h </w:instrText>
             </w:r>
             <w:r>
               <w:rPr>
@@ -1012,7 +1012,7 @@
               <w14:ligatures w14:val="standardContextual"/>
             </w:rPr>
           </w:pPr>
-          <w:hyperlink w:anchor="_Toc227690312" w:history="1">
+          <w:hyperlink w:anchor="_Toc229335787" w:history="1">
             <w:r>
               <w:rPr>
                 <w:rStyle w:val="Hyperlink"/>
@@ -1056,7 +1056,7 @@
                 <w:noProof/>
                 <w:webHidden/>
               </w:rPr>
-              <w:instrText xml:space="preserve"> PAGEREF _Toc227690312 \h </w:instrText>
+              <w:instrText xml:space="preserve"> PAGEREF _Toc229335787 \h </w:instrText>
             </w:r>
             <w:r>
               <w:rPr>
@@ -1102,7 +1102,7 @@
               <w14:ligatures w14:val="standardContextual"/>
             </w:rPr>
           </w:pPr>
-          <w:hyperlink w:anchor="_Toc227690313" w:history="1">
+          <w:hyperlink w:anchor="_Toc229335788" w:history="1">
             <w:r>
               <w:rPr>
                 <w:rStyle w:val="Hyperlink"/>
@@ -1146,7 +1146,7 @@
                 <w:noProof/>
                 <w:webHidden/>
               </w:rPr>
-              <w:instrText xml:space="preserve"> PAGEREF _Toc227690313 \h </w:instrText>
+              <w:instrText xml:space="preserve"> PAGEREF _Toc229335788 \h </w:instrText>
             </w:r>
             <w:r>
               <w:rPr>
@@ -1192,7 +1192,7 @@
               <w14:ligatures w14:val="standardContextual"/>
             </w:rPr>
           </w:pPr>
-          <w:hyperlink w:anchor="_Toc227690314" w:history="1">
+          <w:hyperlink w:anchor="_Toc229335789" w:history="1">
             <w:r>
               <w:rPr>
                 <w:rStyle w:val="Hyperlink"/>
@@ -1236,7 +1236,7 @@
                 <w:noProof/>
                 <w:webHidden/>
               </w:rPr>
-              <w:instrText xml:space="preserve"> PAGEREF _Toc227690314 \h </w:instrText>
+              <w:instrText xml:space="preserve"> PAGEREF _Toc229335789 \h </w:instrText>
             </w:r>
             <w:r>
               <w:rPr>
@@ -1282,7 +1282,7 @@
               <w14:ligatures w14:val="standardContextual"/>
             </w:rPr>
           </w:pPr>
-          <w:hyperlink w:anchor="_Toc227690315" w:history="1">
+          <w:hyperlink w:anchor="_Toc229335790" w:history="1">
             <w:r>
               <w:rPr>
                 <w:rStyle w:val="Hyperlink"/>
@@ -1326,7 +1326,7 @@
                 <w:noProof/>
                 <w:webHidden/>
               </w:rPr>
-              <w:instrText xml:space="preserve"> PAGEREF _Toc227690315 \h </w:instrText>
+              <w:instrText xml:space="preserve"> PAGEREF _Toc229335790 \h </w:instrText>
             </w:r>
             <w:r>
               <w:rPr>
@@ -1372,7 +1372,7 @@
               <w14:ligatures w14:val="standardContextual"/>
             </w:rPr>
           </w:pPr>
-          <w:hyperlink w:anchor="_Toc227690316" w:history="1">
+          <w:hyperlink w:anchor="_Toc229335791" w:history="1">
             <w:r>
               <w:rPr>
                 <w:rStyle w:val="Hyperlink"/>
@@ -1416,7 +1416,7 @@
                 <w:noProof/>
                 <w:webHidden/>
               </w:rPr>
-              <w:instrText xml:space="preserve"> PAGEREF _Toc227690316 \h </w:instrText>
+              <w:instrText xml:space="preserve"> PAGEREF _Toc229335791 \h </w:instrText>
             </w:r>
             <w:r>
               <w:rPr>
@@ -1462,7 +1462,7 @@
               <w14:ligatures w14:val="standardContextual"/>
             </w:rPr>
           </w:pPr>
-          <w:hyperlink w:anchor="_Toc227690317" w:history="1">
+          <w:hyperlink w:anchor="_Toc229335792" w:history="1">
             <w:r>
               <w:rPr>
                 <w:rStyle w:val="Hyperlink"/>
@@ -1506,7 +1506,7 @@
                 <w:noProof/>
                 <w:webHidden/>
               </w:rPr>
-              <w:instrText xml:space="preserve"> PAGEREF _Toc227690317 \h </w:instrText>
+              <w:instrText xml:space="preserve"> PAGEREF _Toc229335792 \h </w:instrText>
             </w:r>
             <w:r>
               <w:rPr>
@@ -1552,7 +1552,7 @@
               <w14:ligatures w14:val="standardContextual"/>
             </w:rPr>
           </w:pPr>
-          <w:hyperlink w:anchor="_Toc227690318" w:history="1">
+          <w:hyperlink w:anchor="_Toc229335793" w:history="1">
             <w:r>
               <w:rPr>
                 <w:rStyle w:val="Hyperlink"/>
@@ -1596,7 +1596,7 @@
                 <w:noProof/>
                 <w:webHidden/>
               </w:rPr>
-              <w:instrText xml:space="preserve"> PAGEREF _Toc227690318 \h </w:instrText>
+              <w:instrText xml:space="preserve"> PAGEREF _Toc229335793 \h </w:instrText>
             </w:r>
             <w:r>
               <w:rPr>
@@ -1642,7 +1642,7 @@
               <w14:ligatures w14:val="standardContextual"/>
             </w:rPr>
           </w:pPr>
-          <w:hyperlink w:anchor="_Toc227690319" w:history="1">
+          <w:hyperlink w:anchor="_Toc229335794" w:history="1">
             <w:r>
               <w:rPr>
                 <w:rStyle w:val="Hyperlink"/>
@@ -1686,7 +1686,7 @@
                 <w:noProof/>
                 <w:webHidden/>
               </w:rPr>
-              <w:instrText xml:space="preserve"> PAGEREF _Toc227690319 \h </w:instrText>
+              <w:instrText xml:space="preserve"> PAGEREF _Toc229335794 \h </w:instrText>
             </w:r>
             <w:r>
               <w:rPr>
@@ -1706,7 +1706,7 @@
                 <w:noProof/>
                 <w:webHidden/>
               </w:rPr>
-              <w:t>9</w:t>
+              <w:t>10</w:t>
             </w:r>
             <w:r>
               <w:rPr>
@@ -1732,7 +1732,7 @@
               <w14:ligatures w14:val="standardContextual"/>
             </w:rPr>
           </w:pPr>
-          <w:hyperlink w:anchor="_Toc227690320" w:history="1">
+          <w:hyperlink w:anchor="_Toc229335795" w:history="1">
             <w:r>
               <w:rPr>
                 <w:rStyle w:val="Hyperlink"/>
@@ -1776,7 +1776,7 @@
                 <w:noProof/>
                 <w:webHidden/>
               </w:rPr>
-              <w:instrText xml:space="preserve"> PAGEREF _Toc227690320 \h </w:instrText>
+              <w:instrText xml:space="preserve"> PAGEREF _Toc229335795 \h </w:instrText>
             </w:r>
             <w:r>
               <w:rPr>
@@ -1796,7 +1796,7 @@
                 <w:noProof/>
                 <w:webHidden/>
               </w:rPr>
-              <w:t>9</w:t>
+              <w:t>10</w:t>
             </w:r>
             <w:r>
               <w:rPr>
@@ -1822,7 +1822,7 @@
               <w14:ligatures w14:val="standardContextual"/>
             </w:rPr>
           </w:pPr>
-          <w:hyperlink w:anchor="_Toc227690321" w:history="1">
+          <w:hyperlink w:anchor="_Toc229335796" w:history="1">
             <w:r>
               <w:rPr>
                 <w:rStyle w:val="Hyperlink"/>
@@ -1866,7 +1866,7 @@
                 <w:noProof/>
                 <w:webHidden/>
               </w:rPr>
-              <w:instrText xml:space="preserve"> PAGEREF _Toc227690321 \h </w:instrText>
+              <w:instrText xml:space="preserve"> PAGEREF _Toc229335796 \h </w:instrText>
             </w:r>
             <w:r>
               <w:rPr>
@@ -1886,7 +1886,7 @@
                 <w:noProof/>
                 <w:webHidden/>
               </w:rPr>
-              <w:t>9</w:t>
+              <w:t>10</w:t>
             </w:r>
             <w:r>
               <w:rPr>
@@ -1912,7 +1912,7 @@
               <w14:ligatures w14:val="standardContextual"/>
             </w:rPr>
           </w:pPr>
-          <w:hyperlink w:anchor="_Toc227690322" w:history="1">
+          <w:hyperlink w:anchor="_Toc229335797" w:history="1">
             <w:r>
               <w:rPr>
                 <w:rStyle w:val="Hyperlink"/>
@@ -1956,7 +1956,7 @@
                 <w:noProof/>
                 <w:webHidden/>
               </w:rPr>
-              <w:instrText xml:space="preserve"> PAGEREF _Toc227690322 \h </w:instrText>
+              <w:instrText xml:space="preserve"> PAGEREF _Toc229335797 \h </w:instrText>
             </w:r>
             <w:r>
               <w:rPr>
@@ -2002,7 +2002,7 @@
               <w14:ligatures w14:val="standardContextual"/>
             </w:rPr>
           </w:pPr>
-          <w:hyperlink w:anchor="_Toc227690323" w:history="1">
+          <w:hyperlink w:anchor="_Toc229335798" w:history="1">
             <w:r>
               <w:rPr>
                 <w:rStyle w:val="Hyperlink"/>
@@ -2046,7 +2046,7 @@
                 <w:noProof/>
                 <w:webHidden/>
               </w:rPr>
-              <w:instrText xml:space="preserve"> PAGEREF _Toc227690323 \h </w:instrText>
+              <w:instrText xml:space="preserve"> PAGEREF _Toc229335798 \h </w:instrText>
             </w:r>
             <w:r>
               <w:rPr>
@@ -2066,7 +2066,7 @@
                 <w:noProof/>
                 <w:webHidden/>
               </w:rPr>
-              <w:t>10</w:t>
+              <w:t>11</w:t>
             </w:r>
             <w:r>
               <w:rPr>
@@ -2092,7 +2092,7 @@
               <w14:ligatures w14:val="standardContextual"/>
             </w:rPr>
           </w:pPr>
-          <w:hyperlink w:anchor="_Toc227690324" w:history="1">
+          <w:hyperlink w:anchor="_Toc229335799" w:history="1">
             <w:r>
               <w:rPr>
                 <w:rStyle w:val="Hyperlink"/>
@@ -2136,7 +2136,7 @@
                 <w:noProof/>
                 <w:webHidden/>
               </w:rPr>
-              <w:instrText xml:space="preserve"> PAGEREF _Toc227690324 \h </w:instrText>
+              <w:instrText xml:space="preserve"> PAGEREF _Toc229335799 \h </w:instrText>
             </w:r>
             <w:r>
               <w:rPr>
@@ -2156,7 +2156,7 @@
                 <w:noProof/>
                 <w:webHidden/>
               </w:rPr>
-              <w:t>10</w:t>
+              <w:t>11</w:t>
             </w:r>
             <w:r>
               <w:rPr>
@@ -2182,7 +2182,7 @@
               <w14:ligatures w14:val="standardContextual"/>
             </w:rPr>
           </w:pPr>
-          <w:hyperlink w:anchor="_Toc227690325" w:history="1">
+          <w:hyperlink w:anchor="_Toc229335800" w:history="1">
             <w:r>
               <w:rPr>
                 <w:rStyle w:val="Hyperlink"/>
@@ -2226,7 +2226,7 @@
                 <w:noProof/>
                 <w:webHidden/>
               </w:rPr>
-              <w:instrText xml:space="preserve"> PAGEREF _Toc227690325 \h </w:instrText>
+              <w:instrText xml:space="preserve"> PAGEREF _Toc229335800 \h </w:instrText>
             </w:r>
             <w:r>
               <w:rPr>
@@ -2272,7 +2272,7 @@
               <w14:ligatures w14:val="standardContextual"/>
             </w:rPr>
           </w:pPr>
-          <w:hyperlink w:anchor="_Toc227690331" w:history="1">
+          <w:hyperlink w:anchor="_Toc229335806" w:history="1">
             <w:r>
               <w:rPr>
                 <w:rStyle w:val="Hyperlink"/>
@@ -2316,7 +2316,7 @@
                 <w:noProof/>
                 <w:webHidden/>
               </w:rPr>
-              <w:instrText xml:space="preserve"> PAGEREF _Toc227690331 \h </w:instrText>
+              <w:instrText xml:space="preserve"> PAGEREF _Toc229335806 \h </w:instrText>
             </w:r>
             <w:r>
               <w:rPr>
@@ -2336,7 +2336,7 @@
                 <w:noProof/>
                 <w:webHidden/>
               </w:rPr>
-              <w:t>11</w:t>
+              <w:t>12</w:t>
             </w:r>
             <w:r>
               <w:rPr>
@@ -2362,7 +2362,7 @@
               <w14:ligatures w14:val="standardContextual"/>
             </w:rPr>
           </w:pPr>
-          <w:hyperlink w:anchor="_Toc227690332" w:history="1">
+          <w:hyperlink w:anchor="_Toc229335807" w:history="1">
             <w:r>
               <w:rPr>
                 <w:rStyle w:val="Hyperlink"/>
@@ -2406,7 +2406,7 @@
                 <w:noProof/>
                 <w:webHidden/>
               </w:rPr>
-              <w:instrText xml:space="preserve"> PAGEREF _Toc227690332 \h </w:instrText>
+              <w:instrText xml:space="preserve"> PAGEREF _Toc229335807 \h </w:instrText>
             </w:r>
             <w:r>
               <w:rPr>
@@ -2480,14 +2480,21 @@
     </w:p>
     <w:p>
       <w:pPr>
+        <w:spacing w:after="480" w:line="360" w:lineRule="auto"/>
+        <w:jc w:val="center"/>
+      </w:pPr>
+    </w:p>
+    <w:p>
+      <w:pPr>
         <w:pStyle w:val="Ttulo1"/>
         <w:numPr>
           <w:ilvl w:val="0"/>
           <w:numId w:val="6"/>
         </w:numPr>
       </w:pPr>
-      <w:bookmarkStart w:id="0" w:name="_Toc227690304"/>
-      <w:r>
+      <w:bookmarkStart w:id="0" w:name="_Toc229335779"/>
+      <w:r>
+        <w:lastRenderedPageBreak/>
         <w:t>NOME DO SISTEMA</w:t>
       </w:r>
       <w:bookmarkEnd w:id="0"/>
@@ -2499,7 +2506,6 @@
         <w:jc w:val="both"/>
       </w:pPr>
       <w:r>
-        <w:lastRenderedPageBreak/>
         <w:t>Sistema de Gerenciamento de Estoque</w:t>
       </w:r>
     </w:p>
@@ -2511,7 +2517,7 @@
           <w:numId w:val="6"/>
         </w:numPr>
       </w:pPr>
-      <w:bookmarkStart w:id="1" w:name="_Toc227690305"/>
+      <w:bookmarkStart w:id="1" w:name="_Toc229335780"/>
       <w:r>
         <w:t>PROBLEMA</w:t>
       </w:r>
@@ -2525,7 +2531,7 @@
           <w:numId w:val="6"/>
         </w:numPr>
       </w:pPr>
-      <w:bookmarkStart w:id="2" w:name="_Toc227690306"/>
+      <w:bookmarkStart w:id="2" w:name="_Toc229335781"/>
       <w:r>
         <w:t>Descrição do Problema</w:t>
       </w:r>
@@ -2538,15 +2544,20 @@
         <w:jc w:val="both"/>
       </w:pPr>
       <w:r>
-        <w:t xml:space="preserve">Em pequenos e médios comércios, o controle de estoque frequentemente é realizado de forma manual ou com ferramentas pouco estruturadas, o que dificulta a visualização clara da situação dos produtos armazenados. Nesse contexto, torna-se difícil identificar quais itens estão parados há muito tempo, </w:t>
-      </w:r>
-      <w:proofErr w:type="spellStart"/>
-      <w:r>
-        <w:t>quais</w:t>
-      </w:r>
-      <w:proofErr w:type="spellEnd"/>
-      <w:r>
-        <w:t xml:space="preserve"> possuem excesso de unidades ou quais representam maior valor investido. Essa falta de organização gera uma dor real no dia a dia das empresas, pois impede uma gestão eficiente do estoque e dificulta a tomada de decisões estratégicas.</w:t>
+        <w:t>Em pequenos e médios comércios, o controle de estoque frequentemente é realizado de forma manual ou por meio de ferramentas pouco estruturadas, dificultando a visualização clara da situação dos produtos armazenados. Nesse contexto, torna-se difícil identificar itens com baixa rotatividade, excesso de unidades ou alto valor investido.</w:t>
+      </w:r>
+    </w:p>
+    <w:p>
+      <w:pPr>
+        <w:spacing w:line="360" w:lineRule="auto"/>
+        <w:ind w:left="360" w:firstLine="348"/>
+        <w:jc w:val="both"/>
+      </w:pPr>
+      <w:r>
+        <w:t>Essa falta de organização compromete a gestão eficiente do estoque e dificulta a tomada de decisões, podendo resultar em acúmulo de mercadorias e uso inadequado de recursos</w:t>
+      </w:r>
+      <w:r>
+        <w:t>.</w:t>
       </w:r>
     </w:p>
     <w:p>
@@ -2557,7 +2568,7 @@
           <w:numId w:val="6"/>
         </w:numPr>
       </w:pPr>
-      <w:bookmarkStart w:id="3" w:name="_Toc227690307"/>
+      <w:bookmarkStart w:id="3" w:name="_Toc229335782"/>
       <w:r>
         <w:t>Quem Enfrenta Esse Problema?</w:t>
       </w:r>
@@ -2607,7 +2618,7 @@
           <w:numId w:val="6"/>
         </w:numPr>
       </w:pPr>
-      <w:bookmarkStart w:id="4" w:name="_Toc227690308"/>
+      <w:bookmarkStart w:id="4" w:name="_Toc229335783"/>
       <w:r>
         <w:t>Frequência e Impacto</w:t>
       </w:r>
@@ -2630,6 +2641,7 @@
         <w:jc w:val="both"/>
       </w:pPr>
       <w:r>
+        <w:lastRenderedPageBreak/>
         <w:t>Além disso, em comércios que trabalham com produtos perecíveis, a falta de controle sobre a data de validade pode resultar em perdas diretas de mercadoria, aumentando o prejuízo financeiro.</w:t>
       </w:r>
     </w:p>
@@ -2641,7 +2653,7 @@
           <w:numId w:val="6"/>
         </w:numPr>
       </w:pPr>
-      <w:bookmarkStart w:id="5" w:name="_Toc227690309"/>
+      <w:bookmarkStart w:id="5" w:name="_Toc229335784"/>
       <w:r>
         <w:t>Importância da Solução</w:t>
       </w:r>
@@ -2654,14 +2666,17 @@
         <w:jc w:val="both"/>
       </w:pPr>
       <w:r>
-        <w:lastRenderedPageBreak/>
-        <w:t xml:space="preserve">Diante desse cenário, </w:t>
-      </w:r>
-      <w:r>
-        <w:t>foi decidido</w:t>
-      </w:r>
-      <w:r>
-        <w:t xml:space="preserve"> o desenvolvimento de um sistema que auxilie no gerenciamento do estoque de forma mais inteligente. Ao organizar os produtos com base em critérios como tempo de armazenamento, quantidade disponível e valor investido, e ao aplicar algoritmos de ordenação para destacar os itens mais críticos, o sistema permite uma visão mais estratégica do estoque. Isso possibilita a tomada de decisões mais assertivas, como a definição de promoções adequadas, contribuindo para a redução de perdas e para a melhoria da eficiência operacional do negócio.</w:t>
+        <w:t>Diante desse cenário, propõe-se o desenvolvimento de um sistema que auxilie no gerenciamento do estoque de forma estruturada e eficiente. Ao organizar os produtos com base em critérios como tempo de armazenamento, quantidade disponível, valor investido e, quando aplicável, data de validade, o sistema permite uma análise mais estratégica do estoque.</w:t>
+      </w:r>
+    </w:p>
+    <w:p>
+      <w:pPr>
+        <w:spacing w:line="360" w:lineRule="auto"/>
+        <w:ind w:left="360" w:firstLine="348"/>
+        <w:jc w:val="both"/>
+      </w:pPr>
+      <w:r>
+        <w:t>A aplicação de algoritmos de ordenação e métricas de priorização contribui para a identificação de produtos que demandam maior atenção, apoiando a tomada de decisão e reduzindo perdas.</w:t>
       </w:r>
     </w:p>
     <w:p>
@@ -2672,7 +2687,7 @@
           <w:numId w:val="6"/>
         </w:numPr>
       </w:pPr>
-      <w:bookmarkStart w:id="6" w:name="_Toc227690310"/>
+      <w:bookmarkStart w:id="6" w:name="_Toc229335785"/>
       <w:r>
         <w:t>SOLUÇÃO PROPOSTA</w:t>
       </w:r>
@@ -2686,7 +2701,7 @@
           <w:numId w:val="6"/>
         </w:numPr>
       </w:pPr>
-      <w:bookmarkStart w:id="7" w:name="_Toc227690311"/>
+      <w:bookmarkStart w:id="7" w:name="_Toc229335786"/>
       <w:r>
         <w:t>Visão Geral do Sistema</w:t>
       </w:r>
@@ -2730,7 +2745,7 @@
           <w:numId w:val="6"/>
         </w:numPr>
       </w:pPr>
-      <w:bookmarkStart w:id="8" w:name="_Toc227690312"/>
+      <w:bookmarkStart w:id="8" w:name="_Toc229335787"/>
       <w:r>
         <w:t>Fluxo Principal da Aplicação</w:t>
       </w:r>
@@ -2773,6 +2788,7 @@
         <w:jc w:val="both"/>
       </w:pPr>
       <w:r>
+        <w:lastRenderedPageBreak/>
         <w:t xml:space="preserve">nome </w:t>
       </w:r>
     </w:p>
@@ -2857,7 +2873,6 @@
         <w:jc w:val="both"/>
       </w:pPr>
       <w:r>
-        <w:lastRenderedPageBreak/>
         <w:t xml:space="preserve">Se não → segue sem essa informação  </w:t>
       </w:r>
     </w:p>
@@ -2995,7 +3010,7 @@
         <w:jc w:val="both"/>
       </w:pPr>
       <w:r>
-        <w:t>Usuário pode acessar a seção de produtos críticos</w:t>
+        <w:t>Sistema identifica produtos críticos com base na prioridade</w:t>
       </w:r>
     </w:p>
     <w:p>
@@ -3008,7 +3023,7 @@
         <w:jc w:val="both"/>
       </w:pPr>
       <w:r>
-        <w:t>Sistema destaca os produtos com maior prioridade</w:t>
+        <w:t>Produtos críticos são inseridos em uma fila para processamento</w:t>
       </w:r>
     </w:p>
     <w:p>
@@ -3021,7 +3036,7 @@
         <w:jc w:val="both"/>
       </w:pPr>
       <w:r>
-        <w:t>Sistema sugere estratégias de promoção para esses produtos</w:t>
+        <w:t>Sistema processa os produtos da fila sequencialmente</w:t>
       </w:r>
     </w:p>
     <w:p>
@@ -3034,6 +3049,19 @@
         <w:jc w:val="both"/>
       </w:pPr>
       <w:r>
+        <w:t>Sistema apresenta os produtos críticos ao usuário</w:t>
+      </w:r>
+    </w:p>
+    <w:p>
+      <w:pPr>
+        <w:pStyle w:val="PargrafodaLista"/>
+        <w:numPr>
+          <w:ilvl w:val="0"/>
+          <w:numId w:val="2"/>
+        </w:numPr>
+        <w:jc w:val="both"/>
+      </w:pPr>
+      <w:r>
         <w:t>Usuário pode atualizar ou remover produtos conforme necessário</w:t>
       </w:r>
     </w:p>
@@ -3045,7 +3073,7 @@
           <w:numId w:val="6"/>
         </w:numPr>
       </w:pPr>
-      <w:bookmarkStart w:id="9" w:name="_Toc227690313"/>
+      <w:bookmarkStart w:id="9" w:name="_Toc229335788"/>
       <w:r>
         <w:t>Módulos Principais</w:t>
       </w:r>
@@ -3109,6 +3137,7 @@
         <w:jc w:val="both"/>
       </w:pPr>
       <w:r>
+        <w:lastRenderedPageBreak/>
         <w:t xml:space="preserve">Módulo 3: </w:t>
       </w:r>
       <w:r>
@@ -3204,7 +3233,6 @@
         <w:jc w:val="both"/>
       </w:pPr>
       <w:r>
-        <w:lastRenderedPageBreak/>
         <w:t>Exibe os produtos em formato de lista ordenada, permitindo ao usuário identificar rapidamente os itens mais relevantes.</w:t>
       </w:r>
     </w:p>
@@ -3240,7 +3268,7 @@
           <w:numId w:val="6"/>
         </w:numPr>
       </w:pPr>
-      <w:bookmarkStart w:id="10" w:name="_Toc227690314"/>
+      <w:bookmarkStart w:id="10" w:name="_Toc229335789"/>
       <w:r>
         <w:t>Interação do Usuário</w:t>
       </w:r>
@@ -3422,7 +3450,7 @@
           <w:numId w:val="6"/>
         </w:numPr>
       </w:pPr>
-      <w:bookmarkStart w:id="11" w:name="_Toc227690315"/>
+      <w:bookmarkStart w:id="11" w:name="_Toc229335790"/>
       <w:r>
         <w:t>USO DAS ESTRUTURAS DE DADOS</w:t>
       </w:r>
@@ -3436,7 +3464,7 @@
           <w:numId w:val="6"/>
         </w:numPr>
       </w:pPr>
-      <w:bookmarkStart w:id="12" w:name="_Toc227690316"/>
+      <w:bookmarkStart w:id="12" w:name="_Toc229335791"/>
       <w:r>
         <w:t>Lista</w:t>
       </w:r>
@@ -3451,6 +3479,7 @@
           <w:b/>
           <w:bCs/>
         </w:rPr>
+        <w:lastRenderedPageBreak/>
         <w:t>O que é armazenado na lista?</w:t>
       </w:r>
     </w:p>
@@ -3487,7 +3516,6 @@
         <w:jc w:val="both"/>
       </w:pPr>
       <w:r>
-        <w:lastRenderedPageBreak/>
         <w:t>A escolha da lista como estrutura principal se deve às necessidades do sistema, que</w:t>
       </w:r>
       <w:r>
@@ -3498,10 +3526,7 @@
         <w:t xml:space="preserve"> </w:t>
       </w:r>
       <w:r>
-        <w:t>envolvem</w:t>
-      </w:r>
-      <w:r>
-        <w:t>:</w:t>
+        <w:t>envolvem:</w:t>
       </w:r>
     </w:p>
     <w:p>
@@ -3781,8 +3806,9 @@
           <w:ilvl w:val="1"/>
           <w:numId w:val="6"/>
         </w:numPr>
-      </w:pPr>
-      <w:bookmarkStart w:id="13" w:name="_Toc227690317"/>
+        <w:jc w:val="both"/>
+      </w:pPr>
+      <w:bookmarkStart w:id="13" w:name="_Toc229335792"/>
       <w:r>
         <w:t>Fila</w:t>
       </w:r>
@@ -3791,42 +3817,320 @@
     <w:p>
       <w:pPr>
         <w:spacing w:line="360" w:lineRule="auto"/>
-        <w:ind w:firstLine="360"/>
-        <w:jc w:val="both"/>
-      </w:pPr>
-      <w:r>
-        <w:t>A estrutura de fila foi analisada durante o desenvolvimento do sistema, especialmente para possíveis aplicações no processamento sequencial de produtos.</w:t>
-      </w:r>
-    </w:p>
-    <w:p>
-      <w:pPr>
-        <w:spacing w:line="360" w:lineRule="auto"/>
-        <w:ind w:firstLine="360"/>
-        <w:jc w:val="both"/>
-      </w:pPr>
-      <w:r>
-        <w:t>No entanto, sua utilização não se mostrou adequada ao problema proposto. Isso ocorre porque o sistema não depende de processamento por ordem de chegada (FIFO), mas sim de ordenações dinâmicas baseadas em critérios variáveis, como prioridade, quantidade, tempo em estoque e proximidade da data de validade.</w:t>
-      </w:r>
-    </w:p>
-    <w:p>
-      <w:pPr>
-        <w:spacing w:line="360" w:lineRule="auto"/>
-        <w:ind w:firstLine="360"/>
+        <w:jc w:val="both"/>
+      </w:pPr>
+      <w:r>
+        <w:rPr>
+          <w:b/>
+          <w:bCs/>
+        </w:rPr>
+        <w:t>O que é enfileirado?</w:t>
+      </w:r>
+    </w:p>
+    <w:p>
+      <w:pPr>
+        <w:spacing w:line="360" w:lineRule="auto"/>
+        <w:ind w:firstLine="708"/>
         <w:jc w:val="both"/>
       </w:pPr>
       <w:r>
         <w:lastRenderedPageBreak/>
-        <w:t>Como essas ordenações são realizadas diretamente sobre a lista de produtos, o uso de uma fila se tornaria redundante, sem trazer benefícios práticos em termos de desempenho ou organização.</w:t>
-      </w:r>
-    </w:p>
-    <w:p>
-      <w:pPr>
-        <w:spacing w:line="360" w:lineRule="auto"/>
-        <w:ind w:firstLine="360"/>
-        <w:jc w:val="both"/>
-      </w:pPr>
-      <w:r>
-        <w:t>Dessa forma, optou-se por não utilizar a estrutura de fila, priorizando uma solução mais simples, eficiente e coerente com os objetivos do sistema.</w:t>
+        <w:t>No contexto do sistema, poderiam ser enfileirados produtos considerados críticos, ou seja, aqueles com maior índice de prioridade para promoção ou análise.</w:t>
+      </w:r>
+    </w:p>
+    <w:p>
+      <w:pPr>
+        <w:spacing w:line="360" w:lineRule="auto"/>
+        <w:ind w:firstLine="708"/>
+        <w:jc w:val="both"/>
+      </w:pPr>
+    </w:p>
+    <w:p>
+      <w:pPr>
+        <w:spacing w:line="360" w:lineRule="auto"/>
+        <w:jc w:val="both"/>
+      </w:pPr>
+      <w:r>
+        <w:rPr>
+          <w:b/>
+          <w:bCs/>
+        </w:rPr>
+        <w:t>Por que usar fila (FIFO)?</w:t>
+      </w:r>
+    </w:p>
+    <w:p>
+      <w:pPr>
+        <w:spacing w:line="360" w:lineRule="auto"/>
+        <w:ind w:firstLine="708"/>
+        <w:jc w:val="both"/>
+      </w:pPr>
+      <w:r>
+        <w:t>A fila é utilizada para organizar o processamento dos produtos críticos, garantindo que eles sejam analisados na ordem em que foram identificados pelo sistema.</w:t>
+      </w:r>
+    </w:p>
+    <w:p>
+      <w:pPr>
+        <w:spacing w:line="360" w:lineRule="auto"/>
+        <w:ind w:firstLine="708"/>
+        <w:jc w:val="both"/>
+      </w:pPr>
+      <w:r>
+        <w:t>Dessa forma, evita-se que produtos já classificados como prioritários sejam ignorados ou analisados fora de sequência, permitindo um fluxo controlado de análise.</w:t>
+      </w:r>
+    </w:p>
+    <w:p>
+      <w:pPr>
+        <w:spacing w:line="360" w:lineRule="auto"/>
+        <w:jc w:val="both"/>
+      </w:pPr>
+    </w:p>
+    <w:p>
+      <w:pPr>
+        <w:spacing w:line="360" w:lineRule="auto"/>
+        <w:jc w:val="both"/>
+      </w:pPr>
+      <w:r>
+        <w:rPr>
+          <w:b/>
+          <w:bCs/>
+        </w:rPr>
+        <w:t>Operações</w:t>
+      </w:r>
+      <w:r>
+        <w:rPr>
+          <w:b/>
+          <w:bCs/>
+        </w:rPr>
+        <w:t xml:space="preserve"> Principais</w:t>
+      </w:r>
+    </w:p>
+    <w:p>
+      <w:pPr>
+        <w:spacing w:line="360" w:lineRule="auto"/>
+        <w:jc w:val="both"/>
+      </w:pPr>
+      <w:proofErr w:type="spellStart"/>
+      <w:r>
+        <w:t>Enqueue</w:t>
+      </w:r>
+      <w:proofErr w:type="spellEnd"/>
+      <w:r>
+        <w:t xml:space="preserve"> (enfileirar): </w:t>
+      </w:r>
+    </w:p>
+    <w:p>
+      <w:pPr>
+        <w:pStyle w:val="PargrafodaLista"/>
+        <w:numPr>
+          <w:ilvl w:val="0"/>
+          <w:numId w:val="37"/>
+        </w:numPr>
+        <w:spacing w:line="360" w:lineRule="auto"/>
+        <w:jc w:val="both"/>
+      </w:pPr>
+      <w:r>
+        <w:t xml:space="preserve">O que é enfileirado: </w:t>
+      </w:r>
+      <w:r>
+        <w:t>produtos classificados como críticos</w:t>
+      </w:r>
+    </w:p>
+    <w:p>
+      <w:pPr>
+        <w:pStyle w:val="PargrafodaLista"/>
+        <w:numPr>
+          <w:ilvl w:val="0"/>
+          <w:numId w:val="37"/>
+        </w:numPr>
+        <w:spacing w:line="360" w:lineRule="auto"/>
+        <w:jc w:val="both"/>
+      </w:pPr>
+      <w:r>
+        <w:t xml:space="preserve">Quando acontece: </w:t>
+      </w:r>
+      <w:r>
+        <w:t>após o cálculo do índice de prioridade e identificação de produtos que necessitam de atenção</w:t>
+      </w:r>
+    </w:p>
+    <w:p>
+      <w:pPr>
+        <w:spacing w:line="360" w:lineRule="auto"/>
+        <w:jc w:val="both"/>
+      </w:pPr>
+      <w:proofErr w:type="spellStart"/>
+      <w:r>
+        <w:t>Dequeue</w:t>
+      </w:r>
+      <w:proofErr w:type="spellEnd"/>
+      <w:r>
+        <w:t xml:space="preserve"> (</w:t>
+      </w:r>
+      <w:proofErr w:type="spellStart"/>
+      <w:r>
+        <w:t>desenfileirar</w:t>
+      </w:r>
+      <w:proofErr w:type="spellEnd"/>
+      <w:r>
+        <w:t xml:space="preserve">): </w:t>
+      </w:r>
+    </w:p>
+    <w:p>
+      <w:pPr>
+        <w:pStyle w:val="PargrafodaLista"/>
+        <w:numPr>
+          <w:ilvl w:val="0"/>
+          <w:numId w:val="38"/>
+        </w:numPr>
+        <w:spacing w:line="360" w:lineRule="auto"/>
+        <w:jc w:val="both"/>
+      </w:pPr>
+      <w:r>
+        <w:t xml:space="preserve">O que é </w:t>
+      </w:r>
+      <w:proofErr w:type="spellStart"/>
+      <w:r>
+        <w:t>desenfileirado</w:t>
+      </w:r>
+      <w:proofErr w:type="spellEnd"/>
+      <w:r>
+        <w:t xml:space="preserve">: </w:t>
+      </w:r>
+      <w:r>
+        <w:t>o primeiro produto crítico inserido na fila</w:t>
+      </w:r>
+    </w:p>
+    <w:p>
+      <w:pPr>
+        <w:pStyle w:val="PargrafodaLista"/>
+        <w:numPr>
+          <w:ilvl w:val="0"/>
+          <w:numId w:val="38"/>
+        </w:numPr>
+        <w:spacing w:line="360" w:lineRule="auto"/>
+        <w:jc w:val="both"/>
+      </w:pPr>
+      <w:r>
+        <w:t xml:space="preserve">Quando acontece: </w:t>
+      </w:r>
+      <w:r>
+        <w:t>quando o sistema ou usuário inicia a análise dos produtos críticos</w:t>
+      </w:r>
+      <w:r>
+        <w:t> </w:t>
+      </w:r>
+    </w:p>
+    <w:p>
+      <w:pPr>
+        <w:spacing w:line="360" w:lineRule="auto"/>
+        <w:jc w:val="both"/>
+      </w:pPr>
+      <w:proofErr w:type="spellStart"/>
+      <w:r>
+        <w:t>Peek</w:t>
+      </w:r>
+      <w:proofErr w:type="spellEnd"/>
+      <w:r>
+        <w:t xml:space="preserve"> (espiar): </w:t>
+      </w:r>
+    </w:p>
+    <w:p>
+      <w:pPr>
+        <w:pStyle w:val="PargrafodaLista"/>
+        <w:numPr>
+          <w:ilvl w:val="0"/>
+          <w:numId w:val="39"/>
+        </w:numPr>
+        <w:spacing w:line="360" w:lineRule="auto"/>
+        <w:jc w:val="both"/>
+      </w:pPr>
+      <w:r>
+        <w:t xml:space="preserve">Para que serve: </w:t>
+      </w:r>
+      <w:r>
+        <w:t>visualizar qual será o próximo produto a ser analisado, sem removê-lo da fila</w:t>
+      </w:r>
+    </w:p>
+    <w:p>
+      <w:pPr>
+        <w:spacing w:line="360" w:lineRule="auto"/>
+        <w:jc w:val="both"/>
+        <w:rPr>
+          <w:b/>
+          <w:bCs/>
+        </w:rPr>
+      </w:pPr>
+    </w:p>
+    <w:p>
+      <w:pPr>
+        <w:spacing w:line="360" w:lineRule="auto"/>
+        <w:jc w:val="both"/>
+      </w:pPr>
+      <w:r>
+        <w:rPr>
+          <w:b/>
+          <w:bCs/>
+        </w:rPr>
+        <w:t>Por que FIFO é essencial neste caso?</w:t>
+      </w:r>
+    </w:p>
+    <w:p>
+      <w:pPr>
+        <w:spacing w:line="360" w:lineRule="auto"/>
+        <w:ind w:firstLine="708"/>
+        <w:jc w:val="both"/>
+      </w:pPr>
+      <w:r>
+        <w:t>A utilização da fila garante que os produtos críticos sejam tratados na ordem em que foram identificados, evitando que itens importantes sejam negligenciados.</w:t>
+      </w:r>
+    </w:p>
+    <w:p>
+      <w:pPr>
+        <w:spacing w:line="360" w:lineRule="auto"/>
+        <w:ind w:firstLine="708"/>
+        <w:jc w:val="both"/>
+      </w:pPr>
+      <w:r>
+        <w:t>Esse comportamento é especialmente relevante em cenários onde múltiplos produtos apresentam alta prioridade, sendo necessário estabelecer uma ordem justa e previsível de análise.</w:t>
+      </w:r>
+    </w:p>
+    <w:p>
+      <w:pPr>
+        <w:spacing w:line="360" w:lineRule="auto"/>
+        <w:jc w:val="both"/>
+      </w:pPr>
+    </w:p>
+    <w:p>
+      <w:pPr>
+        <w:spacing w:line="360" w:lineRule="auto"/>
+        <w:jc w:val="both"/>
+      </w:pPr>
+      <w:r>
+        <w:rPr>
+          <w:b/>
+          <w:bCs/>
+        </w:rPr>
+        <w:t>Exemplo Concreto</w:t>
+      </w:r>
+    </w:p>
+    <w:p>
+      <w:pPr>
+        <w:spacing w:line="360" w:lineRule="auto"/>
+        <w:ind w:firstLine="708"/>
+        <w:jc w:val="both"/>
+      </w:pPr>
+      <w:r>
+        <w:t>Após o cálculo do índice de prioridade, o sistema identifica os produtos mais críticos e os insere em uma fila. Em seguida, esses produtos são analisados um a um, seguindo a ordem de inserção.</w:t>
+      </w:r>
+    </w:p>
+    <w:p>
+      <w:pPr>
+        <w:spacing w:line="360" w:lineRule="auto"/>
+        <w:ind w:firstLine="708"/>
+        <w:jc w:val="both"/>
+      </w:pPr>
+      <w:r>
+        <w:lastRenderedPageBreak/>
+        <w:t>Por exemplo, se três produtos forem classificados como críticos, o primeiro identificado será o primeiro a ser analisado, seguido pelos demais, garantindo um fluxo organizado de processamento.</w:t>
       </w:r>
     </w:p>
     <w:p>
@@ -3837,7 +4141,7 @@
           <w:numId w:val="6"/>
         </w:numPr>
       </w:pPr>
-      <w:bookmarkStart w:id="14" w:name="_Toc227690318"/>
+      <w:bookmarkStart w:id="14" w:name="_Toc229335793"/>
       <w:r>
         <w:t>Pilha</w:t>
       </w:r>
@@ -3898,7 +4202,7 @@
           <w:numId w:val="6"/>
         </w:numPr>
       </w:pPr>
-      <w:bookmarkStart w:id="15" w:name="_Toc227690319"/>
+      <w:bookmarkStart w:id="15" w:name="_Toc229335794"/>
       <w:r>
         <w:t>COMPLEXIDADE COMPUTACIONAL</w:t>
       </w:r>
@@ -3912,7 +4216,7 @@
           <w:numId w:val="6"/>
         </w:numPr>
       </w:pPr>
-      <w:bookmarkStart w:id="16" w:name="_Toc227690320"/>
+      <w:bookmarkStart w:id="16" w:name="_Toc229335795"/>
       <w:r>
         <w:t>Operações Custosas Identificadas</w:t>
       </w:r>
@@ -3927,7 +4231,10 @@
         </w:numPr>
       </w:pPr>
       <w:r>
-        <w:t>Busca de produto na lista (busca linear)</w:t>
+        <w:t xml:space="preserve">Busca de produto </w:t>
+      </w:r>
+      <w:r>
+        <w:t>por nome</w:t>
       </w:r>
     </w:p>
     <w:p>
@@ -3939,15 +4246,7 @@
         </w:numPr>
       </w:pPr>
       <w:r>
-        <w:t xml:space="preserve">Ordenação dos produtos por prioridade (Quick </w:t>
-      </w:r>
-      <w:proofErr w:type="spellStart"/>
-      <w:r>
-        <w:t>Sort</w:t>
-      </w:r>
-      <w:proofErr w:type="spellEnd"/>
-      <w:r>
-        <w:t>)</w:t>
+        <w:t>Ordenação dos produtos por prioridade</w:t>
       </w:r>
     </w:p>
     <w:p>
@@ -3959,34 +4258,6 @@
         </w:numPr>
       </w:pPr>
       <w:r>
-        <w:t>Inserção de produto em lista ordenada (</w:t>
-      </w:r>
-      <w:proofErr w:type="spellStart"/>
-      <w:r>
-        <w:t>Insertion</w:t>
-      </w:r>
-      <w:proofErr w:type="spellEnd"/>
-      <w:r>
-        <w:t xml:space="preserve"> </w:t>
-      </w:r>
-      <w:proofErr w:type="spellStart"/>
-      <w:r>
-        <w:t>Sort</w:t>
-      </w:r>
-      <w:proofErr w:type="spellEnd"/>
-      <w:r>
-        <w:t>)</w:t>
-      </w:r>
-    </w:p>
-    <w:p>
-      <w:pPr>
-        <w:pStyle w:val="PargrafodaLista"/>
-        <w:numPr>
-          <w:ilvl w:val="0"/>
-          <w:numId w:val="4"/>
-        </w:numPr>
-      </w:pPr>
-      <w:r>
         <w:t>Verificação de produtos próximos ao vencimento</w:t>
       </w:r>
     </w:p>
@@ -3998,7 +4269,7 @@
           <w:numId w:val="6"/>
         </w:numPr>
       </w:pPr>
-      <w:bookmarkStart w:id="17" w:name="_Toc227690321"/>
+      <w:bookmarkStart w:id="17" w:name="_Toc229335796"/>
       <w:r>
         <w:t>Análise de Escalabilidade</w:t>
       </w:r>
@@ -4415,27 +4686,7 @@
                 <w:sz w:val="20"/>
                 <w:szCs w:val="20"/>
               </w:rPr>
-              <w:t xml:space="preserve">Ordenação por prioridade (Quick </w:t>
-            </w:r>
-            <w:proofErr w:type="spellStart"/>
-            <w:r>
-              <w:rPr>
-                <w:i/>
-                <w:iCs/>
-                <w:sz w:val="20"/>
-                <w:szCs w:val="20"/>
-              </w:rPr>
-              <w:t>Sort</w:t>
-            </w:r>
-            <w:proofErr w:type="spellEnd"/>
-            <w:r>
-              <w:rPr>
-                <w:i/>
-                <w:iCs/>
-                <w:sz w:val="20"/>
-                <w:szCs w:val="20"/>
-              </w:rPr>
-              <w:t>)</w:t>
+              <w:t>Ordenação por prioridade</w:t>
             </w:r>
           </w:p>
         </w:tc>
@@ -4559,17 +4810,7 @@
                 <w:sz w:val="20"/>
                 <w:szCs w:val="20"/>
               </w:rPr>
-              <w:t xml:space="preserve"> menores e realiza </w:t>
-            </w:r>
-            <w:r>
-              <w:rPr>
-                <w:i/>
-                <w:iCs/>
-                <w:sz w:val="20"/>
-                <w:szCs w:val="20"/>
-              </w:rPr>
-              <w:lastRenderedPageBreak/>
-              <w:t>ordenação</w:t>
+              <w:t xml:space="preserve"> menores e realiza ordenação</w:t>
             </w:r>
             <w:r>
               <w:rPr>
@@ -4618,7 +4859,6 @@
                 <w:sz w:val="20"/>
                 <w:szCs w:val="20"/>
               </w:rPr>
-              <w:lastRenderedPageBreak/>
               <w:t>Boa performance mesmo com muitos dados</w:t>
             </w:r>
           </w:p>
@@ -4647,17 +4887,13 @@
           <w:p>
             <w:pPr>
               <w:jc w:val="both"/>
-            </w:pPr>
-            <w:r>
               <w:rPr>
                 <w:i/>
                 <w:iCs/>
                 <w:sz w:val="20"/>
                 <w:szCs w:val="20"/>
               </w:rPr>
-              <w:t>Inserção ordenada (</w:t>
-            </w:r>
-            <w:proofErr w:type="spellStart"/>
+            </w:pPr>
             <w:r>
               <w:rPr>
                 <w:i/>
@@ -4665,37 +4901,7 @@
                 <w:sz w:val="20"/>
                 <w:szCs w:val="20"/>
               </w:rPr>
-              <w:t>Insertion</w:t>
-            </w:r>
-            <w:proofErr w:type="spellEnd"/>
-            <w:r>
-              <w:rPr>
-                <w:i/>
-                <w:iCs/>
-                <w:sz w:val="20"/>
-                <w:szCs w:val="20"/>
-              </w:rPr>
-              <w:t xml:space="preserve"> </w:t>
-            </w:r>
-            <w:proofErr w:type="spellStart"/>
-            <w:r>
-              <w:rPr>
-                <w:i/>
-                <w:iCs/>
-                <w:sz w:val="20"/>
-                <w:szCs w:val="20"/>
-              </w:rPr>
-              <w:t>Sort</w:t>
-            </w:r>
-            <w:proofErr w:type="spellEnd"/>
-            <w:r>
-              <w:rPr>
-                <w:i/>
-                <w:iCs/>
-                <w:sz w:val="20"/>
-                <w:szCs w:val="20"/>
-              </w:rPr>
-              <w:t>)</w:t>
+              <w:t>Verificação de Validade</w:t>
             </w:r>
           </w:p>
         </w:tc>
@@ -4718,6 +4924,12 @@
           <w:p>
             <w:pPr>
               <w:jc w:val="center"/>
+              <w:rPr>
+                <w:i/>
+                <w:iCs/>
+                <w:sz w:val="20"/>
+                <w:szCs w:val="20"/>
+              </w:rPr>
             </w:pPr>
             <w:r>
               <w:rPr>
@@ -4749,6 +4961,12 @@
           <w:p>
             <w:pPr>
               <w:jc w:val="center"/>
+              <w:rPr>
+                <w:i/>
+                <w:iCs/>
+                <w:sz w:val="20"/>
+                <w:szCs w:val="20"/>
+              </w:rPr>
             </w:pPr>
             <w:r>
               <w:rPr>
@@ -4780,15 +4998,21 @@
           <w:p>
             <w:pPr>
               <w:jc w:val="both"/>
-            </w:pPr>
-            <w:r>
               <w:rPr>
                 <w:i/>
                 <w:iCs/>
                 <w:sz w:val="20"/>
                 <w:szCs w:val="20"/>
               </w:rPr>
-              <w:t>Pode ser necessário deslocar vários elementos para inserir o novo item na posição correta</w:t>
+            </w:pPr>
+            <w:r>
+              <w:rPr>
+                <w:i/>
+                <w:iCs/>
+                <w:sz w:val="20"/>
+                <w:szCs w:val="20"/>
+              </w:rPr>
+              <w:t>É necessário percorrer todos os produtos para verificar quais possuem data de validade próxima</w:t>
             </w:r>
           </w:p>
         </w:tc>
@@ -4811,15 +5035,21 @@
           <w:p>
             <w:pPr>
               <w:jc w:val="both"/>
-            </w:pPr>
-            <w:r>
               <w:rPr>
                 <w:i/>
                 <w:iCs/>
                 <w:sz w:val="20"/>
                 <w:szCs w:val="20"/>
               </w:rPr>
-              <w:t>Pode se tornar lento com muitos produtos</w:t>
+            </w:pPr>
+            <w:r>
+              <w:rPr>
+                <w:i/>
+                <w:iCs/>
+                <w:sz w:val="20"/>
+                <w:szCs w:val="20"/>
+              </w:rPr>
+              <w:t>Pode aumentar o tempo conforme o número de produtos cresce</w:t>
             </w:r>
           </w:p>
         </w:tc>
@@ -4861,7 +5091,8 @@
                 <w:sz w:val="20"/>
                 <w:szCs w:val="20"/>
               </w:rPr>
-              <w:t>Verificação de Validade</w:t>
+              <w:lastRenderedPageBreak/>
+              <w:t>Processamento de produtos críticos</w:t>
             </w:r>
           </w:p>
         </w:tc>
@@ -4898,7 +5129,7 @@
                 <w:sz w:val="20"/>
                 <w:szCs w:val="20"/>
               </w:rPr>
-              <w:t>Lista</w:t>
+              <w:t>Fila</w:t>
             </w:r>
           </w:p>
         </w:tc>
@@ -4972,8 +5203,48 @@
                 <w:sz w:val="20"/>
                 <w:szCs w:val="20"/>
               </w:rPr>
-              <w:t>É necessário percorrer todos os produtos para verificar quais possuem data de validade próxima</w:t>
-            </w:r>
+              <w:t>C</w:t>
+            </w:r>
+            <w:r>
+              <w:rPr>
+                <w:i/>
+                <w:iCs/>
+                <w:sz w:val="20"/>
+                <w:szCs w:val="20"/>
+              </w:rPr>
+              <w:t xml:space="preserve">ada produto crítico é processado individualmente por meio de operações de </w:t>
+            </w:r>
+            <w:proofErr w:type="spellStart"/>
+            <w:r>
+              <w:rPr>
+                <w:i/>
+                <w:iCs/>
+                <w:sz w:val="20"/>
+                <w:szCs w:val="20"/>
+              </w:rPr>
+              <w:t>enqueue</w:t>
+            </w:r>
+            <w:proofErr w:type="spellEnd"/>
+            <w:r>
+              <w:rPr>
+                <w:i/>
+                <w:iCs/>
+                <w:sz w:val="20"/>
+                <w:szCs w:val="20"/>
+              </w:rPr>
+              <w:t xml:space="preserve"> e </w:t>
+            </w:r>
+            <w:proofErr w:type="spellStart"/>
+            <w:r>
+              <w:rPr>
+                <w:i/>
+                <w:iCs/>
+                <w:sz w:val="20"/>
+                <w:szCs w:val="20"/>
+              </w:rPr>
+              <w:t>dequeue</w:t>
+            </w:r>
+            <w:proofErr w:type="spellEnd"/>
           </w:p>
         </w:tc>
         <w:tc>
@@ -5009,7 +5280,7 @@
                 <w:sz w:val="20"/>
                 <w:szCs w:val="20"/>
               </w:rPr>
-              <w:t>Pode aumentar o tempo conforme o número de produtos cresce</w:t>
+              <w:t>Impacto proporcional à quantidade de produtos críticos</w:t>
             </w:r>
           </w:p>
         </w:tc>
@@ -5028,7 +5299,7 @@
           <w:numId w:val="6"/>
         </w:numPr>
       </w:pPr>
-      <w:bookmarkStart w:id="18" w:name="_Toc227690322"/>
+      <w:bookmarkStart w:id="18" w:name="_Toc229335797"/>
       <w:r>
         <w:t>Dashboard de Desempenho</w:t>
       </w:r>
@@ -5196,7 +5467,7 @@
           <w:numId w:val="6"/>
         </w:numPr>
       </w:pPr>
-      <w:bookmarkStart w:id="19" w:name="_Toc227690323"/>
+      <w:bookmarkStart w:id="19" w:name="_Toc229335798"/>
       <w:r>
         <w:t>CONCLUSÃO</w:t>
       </w:r>
@@ -5210,7 +5481,7 @@
           <w:numId w:val="6"/>
         </w:numPr>
       </w:pPr>
-      <w:bookmarkStart w:id="20" w:name="_Toc227690324"/>
+      <w:bookmarkStart w:id="20" w:name="_Toc229335799"/>
       <w:r>
         <w:t>Resumo da Proposta</w:t>
       </w:r>
@@ -5223,21 +5494,21 @@
         <w:jc w:val="both"/>
       </w:pPr>
       <w:r>
-        <w:t xml:space="preserve">O sistema proposto tem como objetivo auxiliar no gerenciamento de estoque em pequenos e médios comércios, utilizando uma abordagem baseada em estruturas de dados para organizar, analisar e priorizar produtos. A solução permite o cadastro e controle de itens, incluindo a opção de registrar a data de validade para produtos perecíveis, além de </w:t>
+        <w:t>O sistema proposto tem como objetivo auxiliar no gerenciamento de estoque em pequenos e médios comércios, utilizando uma abordagem baseada em estruturas de dados para organizar, analisar e priorizar produtos. A solução permite o cadastro e controle de itens, incluindo a opção de registrar a data de validade para produtos perecíveis, além de calcular um índice de prioridade com base em fatores como tempo em estoque, quantidade disponível e valor investido.</w:t>
+      </w:r>
+    </w:p>
+    <w:p>
+      <w:pPr>
+        <w:spacing w:line="360" w:lineRule="auto"/>
+        <w:ind w:firstLine="709"/>
+        <w:jc w:val="both"/>
+      </w:pPr>
+      <w:r>
+        <w:t xml:space="preserve">Por meio da aplicação de algoritmos de ordenação, o sistema possibilita a visualização estratégica dos produtos, destacando aqueles que necessitam de maior </w:t>
       </w:r>
       <w:r>
         <w:lastRenderedPageBreak/>
-        <w:t>calcular um índice de prioridade com base em fatores como tempo em estoque, quantidade disponível e valor investido.</w:t>
-      </w:r>
-    </w:p>
-    <w:p>
-      <w:pPr>
-        <w:spacing w:line="360" w:lineRule="auto"/>
-        <w:ind w:firstLine="709"/>
-        <w:jc w:val="both"/>
-      </w:pPr>
-      <w:r>
-        <w:t>Por meio da aplicação de algoritmos de ordenação, o sistema possibilita a visualização estratégica dos produtos, destacando aqueles que necessitam de maior atenção. Dessa forma, a proposta contribui para uma gestão mais eficiente do estoque, apoiando a tomada de decisão do usuário.</w:t>
+        <w:t>atenção. Dessa forma, a proposta contribui para uma gestão mais eficiente do estoque, apoiando a tomada de decisão do usuário.</w:t>
       </w:r>
     </w:p>
     <w:p>
@@ -5255,7 +5526,7 @@
           <w:numId w:val="6"/>
         </w:numPr>
       </w:pPr>
-      <w:bookmarkStart w:id="21" w:name="_Toc227690325"/>
+      <w:bookmarkStart w:id="21" w:name="_Toc229335800"/>
       <w:r>
         <w:t>Principais Benefícios</w:t>
       </w:r>
@@ -5374,8 +5645,10 @@
       </w:pPr>
       <w:bookmarkStart w:id="22" w:name="_Toc227690079"/>
       <w:bookmarkStart w:id="23" w:name="_Toc227690326"/>
+      <w:bookmarkStart w:id="24" w:name="_Toc229335801"/>
       <w:bookmarkEnd w:id="22"/>
       <w:bookmarkEnd w:id="23"/>
+      <w:bookmarkEnd w:id="24"/>
     </w:p>
     <w:p>
       <w:pPr>
@@ -5392,10 +5665,12 @@
           <w:vanish/>
         </w:rPr>
       </w:pPr>
-      <w:bookmarkStart w:id="24" w:name="_Toc227690080"/>
-      <w:bookmarkStart w:id="25" w:name="_Toc227690327"/>
-      <w:bookmarkEnd w:id="24"/>
+      <w:bookmarkStart w:id="25" w:name="_Toc227690080"/>
+      <w:bookmarkStart w:id="26" w:name="_Toc227690327"/>
+      <w:bookmarkStart w:id="27" w:name="_Toc229335802"/>
       <w:bookmarkEnd w:id="25"/>
+      <w:bookmarkEnd w:id="26"/>
+      <w:bookmarkEnd w:id="27"/>
     </w:p>
     <w:p>
       <w:pPr>
@@ -5412,10 +5687,12 @@
           <w:vanish/>
         </w:rPr>
       </w:pPr>
-      <w:bookmarkStart w:id="26" w:name="_Toc227690081"/>
-      <w:bookmarkStart w:id="27" w:name="_Toc227690328"/>
-      <w:bookmarkEnd w:id="26"/>
-      <w:bookmarkEnd w:id="27"/>
+      <w:bookmarkStart w:id="28" w:name="_Toc227690081"/>
+      <w:bookmarkStart w:id="29" w:name="_Toc227690328"/>
+      <w:bookmarkStart w:id="30" w:name="_Toc229335803"/>
+      <w:bookmarkEnd w:id="28"/>
+      <w:bookmarkEnd w:id="29"/>
+      <w:bookmarkEnd w:id="30"/>
     </w:p>
     <w:p>
       <w:pPr>
@@ -5432,10 +5709,12 @@
           <w:vanish/>
         </w:rPr>
       </w:pPr>
-      <w:bookmarkStart w:id="28" w:name="_Toc227690082"/>
-      <w:bookmarkStart w:id="29" w:name="_Toc227690329"/>
-      <w:bookmarkEnd w:id="28"/>
-      <w:bookmarkEnd w:id="29"/>
+      <w:bookmarkStart w:id="31" w:name="_Toc227690082"/>
+      <w:bookmarkStart w:id="32" w:name="_Toc227690329"/>
+      <w:bookmarkStart w:id="33" w:name="_Toc229335804"/>
+      <w:bookmarkEnd w:id="31"/>
+      <w:bookmarkEnd w:id="32"/>
+      <w:bookmarkEnd w:id="33"/>
     </w:p>
     <w:p>
       <w:pPr>
@@ -5452,10 +5731,12 @@
           <w:vanish/>
         </w:rPr>
       </w:pPr>
-      <w:bookmarkStart w:id="30" w:name="_Toc227690083"/>
-      <w:bookmarkStart w:id="31" w:name="_Toc227690330"/>
-      <w:bookmarkEnd w:id="30"/>
-      <w:bookmarkEnd w:id="31"/>
+      <w:bookmarkStart w:id="34" w:name="_Toc227690083"/>
+      <w:bookmarkStart w:id="35" w:name="_Toc227690330"/>
+      <w:bookmarkStart w:id="36" w:name="_Toc229335805"/>
+      <w:bookmarkEnd w:id="34"/>
+      <w:bookmarkEnd w:id="35"/>
+      <w:bookmarkEnd w:id="36"/>
     </w:p>
     <w:p>
       <w:pPr>
@@ -5465,11 +5746,11 @@
           <w:numId w:val="32"/>
         </w:numPr>
       </w:pPr>
-      <w:bookmarkStart w:id="32" w:name="_Toc227690331"/>
+      <w:bookmarkStart w:id="37" w:name="_Toc229335806"/>
       <w:r>
         <w:t>Viabilidade Técnica</w:t>
       </w:r>
-      <w:bookmarkEnd w:id="32"/>
+      <w:bookmarkEnd w:id="37"/>
     </w:p>
     <w:p>
       <w:pPr>
@@ -5522,7 +5803,6 @@
         <w:jc w:val="both"/>
       </w:pPr>
       <w:r>
-        <w:lastRenderedPageBreak/>
         <w:t>Além disso, a decisão de não utilizar estruturas como fila e pilha contribui para a simplicidade da implementação, evitando complexidade desnecessária e mantendo o foco nas funcionalidades essenciais. Dessa forma, o sistema apresenta boa relação entre funcionalidade, desempenho e facilidade de desenvolvimento.</w:t>
       </w:r>
     </w:p>
@@ -5534,11 +5814,12 @@
           <w:numId w:val="32"/>
         </w:numPr>
       </w:pPr>
-      <w:bookmarkStart w:id="33" w:name="_Toc227690332"/>
-      <w:r>
+      <w:bookmarkStart w:id="38" w:name="_Toc229335807"/>
+      <w:r>
+        <w:lastRenderedPageBreak/>
         <w:t>CHECKLIST DE AUTOAVALIAÇÃO</w:t>
       </w:r>
-      <w:bookmarkEnd w:id="33"/>
+      <w:bookmarkEnd w:id="38"/>
     </w:p>
     <w:p>
       <w:pPr>
@@ -5724,6 +6005,7 @@
         <w:spacing w:line="360" w:lineRule="auto"/>
       </w:pPr>
       <w:r>
+        <w:lastRenderedPageBreak/>
         <w:t>Todas as operações estão bem explicadas?</w:t>
       </w:r>
     </w:p>
@@ -5952,6 +6234,7 @@
         <w:jc w:val="both"/>
       </w:pPr>
       <w:r>
+        <w:lastRenderedPageBreak/>
         <w:t>Todas as seções foram preenchidas?</w:t>
       </w:r>
     </w:p>
@@ -5977,6 +6260,100 @@
 <file path=word/numbering.xml><?xml version="1.0" encoding="utf-8"?>
 <w:numbering xmlns:wpc="http://schemas.microsoft.com/office/word/2010/wordprocessingCanvas" xmlns:cx="http://schemas.microsoft.com/office/drawing/2014/chartex" xmlns:cx1="http://schemas.microsoft.com/office/drawing/2015/9/8/chartex" xmlns:cx2="http://schemas.microsoft.com/office/drawing/2015/10/21/chartex" xmlns:cx3="http://schemas.microsoft.com/office/drawing/2016/5/9/chartex" xmlns:cx4="http://schemas.microsoft.com/office/drawing/2016/5/10/chartex" xmlns:cx5="http://schemas.microsoft.com/office/drawing/2016/5/11/chartex" xmlns:cx6="http://schemas.microsoft.com/office/drawing/2016/5/12/chartex" xmlns:cx7="http://schemas.microsoft.com/office/drawing/2016/5/13/chartex" xmlns:cx8="http://schemas.microsoft.com/office/drawing/2016/5/14/chartex" xmlns:mc="http://schemas.openxmlformats.org/markup-compatibility/2006" xmlns:aink="http://schemas.microsoft.com/office/drawing/2016/ink" xmlns:am3d="http://schemas.microsoft.com/office/drawing/2017/model3d" xmlns:o="urn:schemas-microsoft-com:office:office" xmlns:oel="http://schemas.microsoft.com/office/2019/extlst" xmlns:r="http://schemas.openxmlformats.org/officeDocument/2006/relationships" xmlns:m="http://schemas.openxmlformats.org/officeDocument/2006/math" xmlns:v="urn:schemas-microsoft-com:vml" xmlns:wp14="http://schemas.microsoft.com/office/word/2010/wordprocessingDrawing" xmlns:wp="http://schemas.openxmlformats.org/drawingml/2006/wordprocessingDrawing" xmlns:w10="urn:schemas-microsoft-com:office:word" xmlns:w="http://schemas.openxmlformats.org/wordprocessingml/2006/main" xmlns:w14="http://schemas.microsoft.com/office/word/2010/wordml" xmlns:w15="http://schemas.microsoft.com/office/word/2012/wordml" xmlns:w16cex="http://schemas.microsoft.com/office/word/2018/wordml/cex" xmlns:w16cid="http://schemas.microsoft.com/office/word/2016/wordml/cid" xmlns:w16="http://schemas.microsoft.com/office/word/2018/wordml" xmlns:w16du="http://schemas.microsoft.com/office/word/2023/wordml/word16du" xmlns:w16sdtdh="http://schemas.microsoft.com/office/word/2020/wordml/sdtdatahash" xmlns:w16sdtfl="http://schemas.microsoft.com/office/word/2024/wordml/sdtformatlock" xmlns:w16se="http://schemas.microsoft.com/office/word/2015/wordml/symex" xmlns:wpg="http://schemas.microsoft.com/office/word/2010/wordprocessingGroup" xmlns:wpi="http://schemas.microsoft.com/office/word/2010/wordprocessingInk" xmlns:wne="http://schemas.microsoft.com/office/word/2006/wordml" xmlns:wps="http://schemas.microsoft.com/office/word/2010/wordprocessingShape" mc:Ignorable="w14 w15 w16se w16cid w16 w16cex w16sdtdh w16sdtfl w16du wp14">
   <w:abstractNum w:abstractNumId="0" w15:restartNumberingAfterBreak="0">
+    <w:nsid w:val="0C03771F"/>
+    <w:multiLevelType w:val="multilevel"/>
+    <w:tmpl w:val="A56A6A2E"/>
+    <w:lvl w:ilvl="0">
+      <w:start w:val="1"/>
+      <w:numFmt w:val="bullet"/>
+      <w:lvlText w:val=""/>
+      <w:lvlJc w:val="left"/>
+      <w:pPr>
+        <w:ind w:left="720" w:hanging="360"/>
+      </w:pPr>
+      <w:rPr>
+        <w:rFonts w:ascii="Symbol" w:hAnsi="Symbol" w:hint="default"/>
+        <w:b/>
+        <w:bCs/>
+      </w:rPr>
+    </w:lvl>
+    <w:lvl w:ilvl="1">
+      <w:start w:val="1"/>
+      <w:numFmt w:val="bullet"/>
+      <w:lvlText w:val=""/>
+      <w:lvlJc w:val="left"/>
+      <w:pPr>
+        <w:ind w:left="1080" w:hanging="360"/>
+      </w:pPr>
+      <w:rPr>
+        <w:rFonts w:ascii="Symbol" w:hAnsi="Symbol" w:hint="default"/>
+      </w:rPr>
+    </w:lvl>
+    <w:lvl w:ilvl="2">
+      <w:start w:val="1"/>
+      <w:numFmt w:val="decimal"/>
+      <w:lvlText w:val="%1.%2.%3."/>
+      <w:lvlJc w:val="left"/>
+      <w:pPr>
+        <w:ind w:left="1584" w:hanging="504"/>
+      </w:pPr>
+    </w:lvl>
+    <w:lvl w:ilvl="3">
+      <w:start w:val="1"/>
+      <w:numFmt w:val="decimal"/>
+      <w:lvlText w:val="%1.%2.%3.%4."/>
+      <w:lvlJc w:val="left"/>
+      <w:pPr>
+        <w:ind w:left="2088" w:hanging="648"/>
+      </w:pPr>
+    </w:lvl>
+    <w:lvl w:ilvl="4">
+      <w:start w:val="1"/>
+      <w:numFmt w:val="decimal"/>
+      <w:lvlText w:val="%1.%2.%3.%4.%5."/>
+      <w:lvlJc w:val="left"/>
+      <w:pPr>
+        <w:ind w:left="2592" w:hanging="792"/>
+      </w:pPr>
+    </w:lvl>
+    <w:lvl w:ilvl="5">
+      <w:start w:val="1"/>
+      <w:numFmt w:val="decimal"/>
+      <w:lvlText w:val="%1.%2.%3.%4.%5.%6."/>
+      <w:lvlJc w:val="left"/>
+      <w:pPr>
+        <w:ind w:left="3096" w:hanging="936"/>
+      </w:pPr>
+    </w:lvl>
+    <w:lvl w:ilvl="6">
+      <w:start w:val="1"/>
+      <w:numFmt w:val="decimal"/>
+      <w:lvlText w:val="%1.%2.%3.%4.%5.%6.%7."/>
+      <w:lvlJc w:val="left"/>
+      <w:pPr>
+        <w:ind w:left="3600" w:hanging="1080"/>
+      </w:pPr>
+    </w:lvl>
+    <w:lvl w:ilvl="7">
+      <w:start w:val="1"/>
+      <w:numFmt w:val="decimal"/>
+      <w:lvlText w:val="%1.%2.%3.%4.%5.%6.%7.%8."/>
+      <w:lvlJc w:val="left"/>
+      <w:pPr>
+        <w:ind w:left="4104" w:hanging="1224"/>
+      </w:pPr>
+    </w:lvl>
+    <w:lvl w:ilvl="8">
+      <w:start w:val="1"/>
+      <w:numFmt w:val="decimal"/>
+      <w:lvlText w:val="%1.%2.%3.%4.%5.%6.%7.%8.%9."/>
+      <w:lvlJc w:val="left"/>
+      <w:pPr>
+        <w:ind w:left="4680" w:hanging="1440"/>
+      </w:pPr>
+    </w:lvl>
+  </w:abstractNum>
+  <w:abstractNum w:abstractNumId="1" w15:restartNumberingAfterBreak="0">
     <w:nsid w:val="0E0911B1"/>
     <w:multiLevelType w:val="hybridMultilevel"/>
     <w:tmpl w:val="AF700D8C"/>
@@ -6089,7 +6466,7 @@
       </w:rPr>
     </w:lvl>
   </w:abstractNum>
-  <w:abstractNum w:abstractNumId="1" w15:restartNumberingAfterBreak="0">
+  <w:abstractNum w:abstractNumId="2" w15:restartNumberingAfterBreak="0">
     <w:nsid w:val="167D7677"/>
     <w:multiLevelType w:val="hybridMultilevel"/>
     <w:tmpl w:val="1592E646"/>
@@ -6202,7 +6579,7 @@
       </w:rPr>
     </w:lvl>
   </w:abstractNum>
-  <w:abstractNum w:abstractNumId="2" w15:restartNumberingAfterBreak="0">
+  <w:abstractNum w:abstractNumId="3" w15:restartNumberingAfterBreak="0">
     <w:nsid w:val="24EA5910"/>
     <w:multiLevelType w:val="hybridMultilevel"/>
     <w:tmpl w:val="C7766D38"/>
@@ -6288,7 +6665,7 @@
       </w:pPr>
     </w:lvl>
   </w:abstractNum>
-  <w:abstractNum w:abstractNumId="3" w15:restartNumberingAfterBreak="0">
+  <w:abstractNum w:abstractNumId="4" w15:restartNumberingAfterBreak="0">
     <w:nsid w:val="276164A7"/>
     <w:multiLevelType w:val="hybridMultilevel"/>
     <w:tmpl w:val="D0806B16"/>
@@ -6360,7 +6737,7 @@
       <w:lvlJc w:val="left"/>
     </w:lvl>
   </w:abstractNum>
-  <w:abstractNum w:abstractNumId="4" w15:restartNumberingAfterBreak="0">
+  <w:abstractNum w:abstractNumId="5" w15:restartNumberingAfterBreak="0">
     <w:nsid w:val="2B9A6876"/>
     <w:multiLevelType w:val="multilevel"/>
     <w:tmpl w:val="0416001F"/>
@@ -6446,7 +6823,7 @@
       </w:pPr>
     </w:lvl>
   </w:abstractNum>
-  <w:abstractNum w:abstractNumId="5" w15:restartNumberingAfterBreak="0">
+  <w:abstractNum w:abstractNumId="6" w15:restartNumberingAfterBreak="0">
     <w:nsid w:val="2D4902A4"/>
     <w:multiLevelType w:val="hybridMultilevel"/>
     <w:tmpl w:val="10CCDDFA"/>
@@ -6559,7 +6936,7 @@
       </w:rPr>
     </w:lvl>
   </w:abstractNum>
-  <w:abstractNum w:abstractNumId="6" w15:restartNumberingAfterBreak="0">
+  <w:abstractNum w:abstractNumId="7" w15:restartNumberingAfterBreak="0">
     <w:nsid w:val="2D4B48B3"/>
     <w:multiLevelType w:val="hybridMultilevel"/>
     <w:tmpl w:val="E1B0980E"/>
@@ -6672,10 +7049,10 @@
       </w:rPr>
     </w:lvl>
   </w:abstractNum>
-  <w:abstractNum w:abstractNumId="7" w15:restartNumberingAfterBreak="0">
+  <w:abstractNum w:abstractNumId="8" w15:restartNumberingAfterBreak="0">
     <w:nsid w:val="2F0177F0"/>
     <w:multiLevelType w:val="multilevel"/>
-    <w:tmpl w:val="10D4E7F2"/>
+    <w:tmpl w:val="0416001F"/>
     <w:lvl w:ilvl="0">
       <w:start w:val="1"/>
       <w:numFmt w:val="decimal"/>
@@ -6698,8 +7075,7 @@
         <w:ind w:left="792" w:hanging="432"/>
       </w:pPr>
       <w:rPr>
-        <w:b/>
-        <w:bCs/>
+        <w:rFonts w:hint="default"/>
       </w:rPr>
     </w:lvl>
     <w:lvl w:ilvl="2">
@@ -6766,7 +7142,7 @@
       </w:pPr>
     </w:lvl>
   </w:abstractNum>
-  <w:abstractNum w:abstractNumId="8" w15:restartNumberingAfterBreak="0">
+  <w:abstractNum w:abstractNumId="9" w15:restartNumberingAfterBreak="0">
     <w:nsid w:val="304221C6"/>
     <w:multiLevelType w:val="multilevel"/>
     <w:tmpl w:val="0416001F"/>
@@ -6852,7 +7228,7 @@
       </w:pPr>
     </w:lvl>
   </w:abstractNum>
-  <w:abstractNum w:abstractNumId="9" w15:restartNumberingAfterBreak="0">
+  <w:abstractNum w:abstractNumId="10" w15:restartNumberingAfterBreak="0">
     <w:nsid w:val="32D959F9"/>
     <w:multiLevelType w:val="multilevel"/>
     <w:tmpl w:val="0416001F"/>
@@ -6938,7 +7314,7 @@
       </w:pPr>
     </w:lvl>
   </w:abstractNum>
-  <w:abstractNum w:abstractNumId="10" w15:restartNumberingAfterBreak="0">
+  <w:abstractNum w:abstractNumId="11" w15:restartNumberingAfterBreak="0">
     <w:nsid w:val="383D4255"/>
     <w:multiLevelType w:val="hybridMultilevel"/>
     <w:tmpl w:val="1204894E"/>
@@ -7051,7 +7427,7 @@
       </w:rPr>
     </w:lvl>
   </w:abstractNum>
-  <w:abstractNum w:abstractNumId="11" w15:restartNumberingAfterBreak="0">
+  <w:abstractNum w:abstractNumId="12" w15:restartNumberingAfterBreak="0">
     <w:nsid w:val="3F642C0E"/>
     <w:multiLevelType w:val="multilevel"/>
     <w:tmpl w:val="AAB69122"/>
@@ -7200,7 +7576,101 @@
       </w:rPr>
     </w:lvl>
   </w:abstractNum>
-  <w:abstractNum w:abstractNumId="12" w15:restartNumberingAfterBreak="0">
+  <w:abstractNum w:abstractNumId="13" w15:restartNumberingAfterBreak="0">
+    <w:nsid w:val="43043C65"/>
+    <w:multiLevelType w:val="multilevel"/>
+    <w:tmpl w:val="A56A6A2E"/>
+    <w:lvl w:ilvl="0">
+      <w:start w:val="1"/>
+      <w:numFmt w:val="bullet"/>
+      <w:lvlText w:val=""/>
+      <w:lvlJc w:val="left"/>
+      <w:pPr>
+        <w:ind w:left="720" w:hanging="360"/>
+      </w:pPr>
+      <w:rPr>
+        <w:rFonts w:ascii="Symbol" w:hAnsi="Symbol" w:hint="default"/>
+        <w:b/>
+        <w:bCs/>
+      </w:rPr>
+    </w:lvl>
+    <w:lvl w:ilvl="1">
+      <w:start w:val="1"/>
+      <w:numFmt w:val="bullet"/>
+      <w:lvlText w:val=""/>
+      <w:lvlJc w:val="left"/>
+      <w:pPr>
+        <w:ind w:left="1080" w:hanging="360"/>
+      </w:pPr>
+      <w:rPr>
+        <w:rFonts w:ascii="Symbol" w:hAnsi="Symbol" w:hint="default"/>
+      </w:rPr>
+    </w:lvl>
+    <w:lvl w:ilvl="2">
+      <w:start w:val="1"/>
+      <w:numFmt w:val="decimal"/>
+      <w:lvlText w:val="%1.%2.%3."/>
+      <w:lvlJc w:val="left"/>
+      <w:pPr>
+        <w:ind w:left="1584" w:hanging="504"/>
+      </w:pPr>
+    </w:lvl>
+    <w:lvl w:ilvl="3">
+      <w:start w:val="1"/>
+      <w:numFmt w:val="decimal"/>
+      <w:lvlText w:val="%1.%2.%3.%4."/>
+      <w:lvlJc w:val="left"/>
+      <w:pPr>
+        <w:ind w:left="2088" w:hanging="648"/>
+      </w:pPr>
+    </w:lvl>
+    <w:lvl w:ilvl="4">
+      <w:start w:val="1"/>
+      <w:numFmt w:val="decimal"/>
+      <w:lvlText w:val="%1.%2.%3.%4.%5."/>
+      <w:lvlJc w:val="left"/>
+      <w:pPr>
+        <w:ind w:left="2592" w:hanging="792"/>
+      </w:pPr>
+    </w:lvl>
+    <w:lvl w:ilvl="5">
+      <w:start w:val="1"/>
+      <w:numFmt w:val="decimal"/>
+      <w:lvlText w:val="%1.%2.%3.%4.%5.%6."/>
+      <w:lvlJc w:val="left"/>
+      <w:pPr>
+        <w:ind w:left="3096" w:hanging="936"/>
+      </w:pPr>
+    </w:lvl>
+    <w:lvl w:ilvl="6">
+      <w:start w:val="1"/>
+      <w:numFmt w:val="decimal"/>
+      <w:lvlText w:val="%1.%2.%3.%4.%5.%6.%7."/>
+      <w:lvlJc w:val="left"/>
+      <w:pPr>
+        <w:ind w:left="3600" w:hanging="1080"/>
+      </w:pPr>
+    </w:lvl>
+    <w:lvl w:ilvl="7">
+      <w:start w:val="1"/>
+      <w:numFmt w:val="decimal"/>
+      <w:lvlText w:val="%1.%2.%3.%4.%5.%6.%7.%8."/>
+      <w:lvlJc w:val="left"/>
+      <w:pPr>
+        <w:ind w:left="4104" w:hanging="1224"/>
+      </w:pPr>
+    </w:lvl>
+    <w:lvl w:ilvl="8">
+      <w:start w:val="1"/>
+      <w:numFmt w:val="decimal"/>
+      <w:lvlText w:val="%1.%2.%3.%4.%5.%6.%7.%8.%9."/>
+      <w:lvlJc w:val="left"/>
+      <w:pPr>
+        <w:ind w:left="4680" w:hanging="1440"/>
+      </w:pPr>
+    </w:lvl>
+  </w:abstractNum>
+  <w:abstractNum w:abstractNumId="14" w15:restartNumberingAfterBreak="0">
     <w:nsid w:val="437760F9"/>
     <w:multiLevelType w:val="hybridMultilevel"/>
     <w:tmpl w:val="DB920BBE"/>
@@ -7313,7 +7783,100 @@
       </w:rPr>
     </w:lvl>
   </w:abstractNum>
-  <w:abstractNum w:abstractNumId="13" w15:restartNumberingAfterBreak="0">
+  <w:abstractNum w:abstractNumId="15" w15:restartNumberingAfterBreak="0">
+    <w:nsid w:val="45E4772F"/>
+    <w:multiLevelType w:val="multilevel"/>
+    <w:tmpl w:val="53AAFAC0"/>
+    <w:lvl w:ilvl="0">
+      <w:start w:val="1"/>
+      <w:numFmt w:val="decimal"/>
+      <w:lvlText w:val="%1."/>
+      <w:lvlJc w:val="left"/>
+      <w:pPr>
+        <w:ind w:left="360" w:hanging="360"/>
+      </w:pPr>
+      <w:rPr>
+        <w:b/>
+        <w:bCs/>
+      </w:rPr>
+    </w:lvl>
+    <w:lvl w:ilvl="1">
+      <w:start w:val="1"/>
+      <w:numFmt w:val="bullet"/>
+      <w:lvlText w:val=""/>
+      <w:lvlJc w:val="left"/>
+      <w:pPr>
+        <w:ind w:left="720" w:hanging="360"/>
+      </w:pPr>
+      <w:rPr>
+        <w:rFonts w:ascii="Symbol" w:hAnsi="Symbol" w:hint="default"/>
+      </w:rPr>
+    </w:lvl>
+    <w:lvl w:ilvl="2">
+      <w:start w:val="1"/>
+      <w:numFmt w:val="decimal"/>
+      <w:lvlText w:val="%1.%2.%3."/>
+      <w:lvlJc w:val="left"/>
+      <w:pPr>
+        <w:ind w:left="1224" w:hanging="504"/>
+      </w:pPr>
+    </w:lvl>
+    <w:lvl w:ilvl="3">
+      <w:start w:val="1"/>
+      <w:numFmt w:val="decimal"/>
+      <w:lvlText w:val="%1.%2.%3.%4."/>
+      <w:lvlJc w:val="left"/>
+      <w:pPr>
+        <w:ind w:left="1728" w:hanging="648"/>
+      </w:pPr>
+    </w:lvl>
+    <w:lvl w:ilvl="4">
+      <w:start w:val="1"/>
+      <w:numFmt w:val="decimal"/>
+      <w:lvlText w:val="%1.%2.%3.%4.%5."/>
+      <w:lvlJc w:val="left"/>
+      <w:pPr>
+        <w:ind w:left="2232" w:hanging="792"/>
+      </w:pPr>
+    </w:lvl>
+    <w:lvl w:ilvl="5">
+      <w:start w:val="1"/>
+      <w:numFmt w:val="decimal"/>
+      <w:lvlText w:val="%1.%2.%3.%4.%5.%6."/>
+      <w:lvlJc w:val="left"/>
+      <w:pPr>
+        <w:ind w:left="2736" w:hanging="936"/>
+      </w:pPr>
+    </w:lvl>
+    <w:lvl w:ilvl="6">
+      <w:start w:val="1"/>
+      <w:numFmt w:val="decimal"/>
+      <w:lvlText w:val="%1.%2.%3.%4.%5.%6.%7."/>
+      <w:lvlJc w:val="left"/>
+      <w:pPr>
+        <w:ind w:left="3240" w:hanging="1080"/>
+      </w:pPr>
+    </w:lvl>
+    <w:lvl w:ilvl="7">
+      <w:start w:val="1"/>
+      <w:numFmt w:val="decimal"/>
+      <w:lvlText w:val="%1.%2.%3.%4.%5.%6.%7.%8."/>
+      <w:lvlJc w:val="left"/>
+      <w:pPr>
+        <w:ind w:left="3744" w:hanging="1224"/>
+      </w:pPr>
+    </w:lvl>
+    <w:lvl w:ilvl="8">
+      <w:start w:val="1"/>
+      <w:numFmt w:val="decimal"/>
+      <w:lvlText w:val="%1.%2.%3.%4.%5.%6.%7.%8.%9."/>
+      <w:lvlJc w:val="left"/>
+      <w:pPr>
+        <w:ind w:left="4320" w:hanging="1440"/>
+      </w:pPr>
+    </w:lvl>
+  </w:abstractNum>
+  <w:abstractNum w:abstractNumId="16" w15:restartNumberingAfterBreak="0">
     <w:nsid w:val="4ACD71CE"/>
     <w:multiLevelType w:val="hybridMultilevel"/>
     <w:tmpl w:val="98DE008A"/>
@@ -7371,7 +7934,7 @@
       <w:lvlJc w:val="left"/>
     </w:lvl>
   </w:abstractNum>
-  <w:abstractNum w:abstractNumId="14" w15:restartNumberingAfterBreak="0">
+  <w:abstractNum w:abstractNumId="17" w15:restartNumberingAfterBreak="0">
     <w:nsid w:val="4EE604BC"/>
     <w:multiLevelType w:val="hybridMultilevel"/>
     <w:tmpl w:val="D3781B1C"/>
@@ -7460,7 +8023,7 @@
       </w:pPr>
     </w:lvl>
   </w:abstractNum>
-  <w:abstractNum w:abstractNumId="15" w15:restartNumberingAfterBreak="0">
+  <w:abstractNum w:abstractNumId="18" w15:restartNumberingAfterBreak="0">
     <w:nsid w:val="5631527D"/>
     <w:multiLevelType w:val="multilevel"/>
     <w:tmpl w:val="D3D07DDE"/>
@@ -7577,7 +8140,7 @@
       </w:rPr>
     </w:lvl>
   </w:abstractNum>
-  <w:abstractNum w:abstractNumId="16" w15:restartNumberingAfterBreak="0">
+  <w:abstractNum w:abstractNumId="19" w15:restartNumberingAfterBreak="0">
     <w:nsid w:val="564E3166"/>
     <w:multiLevelType w:val="multilevel"/>
     <w:tmpl w:val="AA0C2E14"/>
@@ -7726,7 +8289,7 @@
       </w:rPr>
     </w:lvl>
   </w:abstractNum>
-  <w:abstractNum w:abstractNumId="17" w15:restartNumberingAfterBreak="0">
+  <w:abstractNum w:abstractNumId="20" w15:restartNumberingAfterBreak="0">
     <w:nsid w:val="58E51D25"/>
     <w:multiLevelType w:val="multilevel"/>
     <w:tmpl w:val="0416001F"/>
@@ -7812,7 +8375,7 @@
       </w:pPr>
     </w:lvl>
   </w:abstractNum>
-  <w:abstractNum w:abstractNumId="18" w15:restartNumberingAfterBreak="0">
+  <w:abstractNum w:abstractNumId="21" w15:restartNumberingAfterBreak="0">
     <w:nsid w:val="59A275B9"/>
     <w:multiLevelType w:val="multilevel"/>
     <w:tmpl w:val="F93649CC"/>
@@ -7961,7 +8524,7 @@
       </w:rPr>
     </w:lvl>
   </w:abstractNum>
-  <w:abstractNum w:abstractNumId="19" w15:restartNumberingAfterBreak="0">
+  <w:abstractNum w:abstractNumId="22" w15:restartNumberingAfterBreak="0">
     <w:nsid w:val="5CC71843"/>
     <w:multiLevelType w:val="hybridMultilevel"/>
     <w:tmpl w:val="D008816C"/>
@@ -8074,7 +8637,7 @@
       </w:rPr>
     </w:lvl>
   </w:abstractNum>
-  <w:abstractNum w:abstractNumId="20" w15:restartNumberingAfterBreak="0">
+  <w:abstractNum w:abstractNumId="23" w15:restartNumberingAfterBreak="0">
     <w:nsid w:val="5F2971C2"/>
     <w:multiLevelType w:val="multilevel"/>
     <w:tmpl w:val="0416001F"/>
@@ -8160,7 +8723,7 @@
       </w:pPr>
     </w:lvl>
   </w:abstractNum>
-  <w:abstractNum w:abstractNumId="21" w15:restartNumberingAfterBreak="0">
+  <w:abstractNum w:abstractNumId="24" w15:restartNumberingAfterBreak="0">
     <w:nsid w:val="5FD95E17"/>
     <w:multiLevelType w:val="hybridMultilevel"/>
     <w:tmpl w:val="A2E22F72"/>
@@ -8218,7 +8781,7 @@
       <w:lvlJc w:val="left"/>
     </w:lvl>
   </w:abstractNum>
-  <w:abstractNum w:abstractNumId="22" w15:restartNumberingAfterBreak="0">
+  <w:abstractNum w:abstractNumId="25" w15:restartNumberingAfterBreak="0">
     <w:nsid w:val="64060843"/>
     <w:multiLevelType w:val="multilevel"/>
     <w:tmpl w:val="0416001F"/>
@@ -8304,7 +8867,7 @@
       </w:pPr>
     </w:lvl>
   </w:abstractNum>
-  <w:abstractNum w:abstractNumId="23" w15:restartNumberingAfterBreak="0">
+  <w:abstractNum w:abstractNumId="26" w15:restartNumberingAfterBreak="0">
     <w:nsid w:val="6BBC4A06"/>
     <w:multiLevelType w:val="hybridMultilevel"/>
     <w:tmpl w:val="1EE23C16"/>
@@ -8362,7 +8925,7 @@
       <w:lvlJc w:val="left"/>
     </w:lvl>
   </w:abstractNum>
-  <w:abstractNum w:abstractNumId="24" w15:restartNumberingAfterBreak="0">
+  <w:abstractNum w:abstractNumId="27" w15:restartNumberingAfterBreak="0">
     <w:nsid w:val="6F6C41BB"/>
     <w:multiLevelType w:val="hybridMultilevel"/>
     <w:tmpl w:val="0DFCD944"/>
@@ -8475,7 +9038,7 @@
       </w:rPr>
     </w:lvl>
   </w:abstractNum>
-  <w:abstractNum w:abstractNumId="25" w15:restartNumberingAfterBreak="0">
+  <w:abstractNum w:abstractNumId="28" w15:restartNumberingAfterBreak="0">
     <w:nsid w:val="700249E0"/>
     <w:multiLevelType w:val="hybridMultilevel"/>
     <w:tmpl w:val="A93AAD3C"/>
@@ -8588,7 +9151,101 @@
       </w:rPr>
     </w:lvl>
   </w:abstractNum>
-  <w:abstractNum w:abstractNumId="26" w15:restartNumberingAfterBreak="0">
+  <w:abstractNum w:abstractNumId="29" w15:restartNumberingAfterBreak="0">
+    <w:nsid w:val="74DB410C"/>
+    <w:multiLevelType w:val="multilevel"/>
+    <w:tmpl w:val="A56A6A2E"/>
+    <w:lvl w:ilvl="0">
+      <w:start w:val="1"/>
+      <w:numFmt w:val="bullet"/>
+      <w:lvlText w:val=""/>
+      <w:lvlJc w:val="left"/>
+      <w:pPr>
+        <w:ind w:left="720" w:hanging="360"/>
+      </w:pPr>
+      <w:rPr>
+        <w:rFonts w:ascii="Symbol" w:hAnsi="Symbol" w:hint="default"/>
+        <w:b/>
+        <w:bCs/>
+      </w:rPr>
+    </w:lvl>
+    <w:lvl w:ilvl="1">
+      <w:start w:val="1"/>
+      <w:numFmt w:val="bullet"/>
+      <w:lvlText w:val=""/>
+      <w:lvlJc w:val="left"/>
+      <w:pPr>
+        <w:ind w:left="1080" w:hanging="360"/>
+      </w:pPr>
+      <w:rPr>
+        <w:rFonts w:ascii="Symbol" w:hAnsi="Symbol" w:hint="default"/>
+      </w:rPr>
+    </w:lvl>
+    <w:lvl w:ilvl="2">
+      <w:start w:val="1"/>
+      <w:numFmt w:val="decimal"/>
+      <w:lvlText w:val="%1.%2.%3."/>
+      <w:lvlJc w:val="left"/>
+      <w:pPr>
+        <w:ind w:left="1584" w:hanging="504"/>
+      </w:pPr>
+    </w:lvl>
+    <w:lvl w:ilvl="3">
+      <w:start w:val="1"/>
+      <w:numFmt w:val="decimal"/>
+      <w:lvlText w:val="%1.%2.%3.%4."/>
+      <w:lvlJc w:val="left"/>
+      <w:pPr>
+        <w:ind w:left="2088" w:hanging="648"/>
+      </w:pPr>
+    </w:lvl>
+    <w:lvl w:ilvl="4">
+      <w:start w:val="1"/>
+      <w:numFmt w:val="decimal"/>
+      <w:lvlText w:val="%1.%2.%3.%4.%5."/>
+      <w:lvlJc w:val="left"/>
+      <w:pPr>
+        <w:ind w:left="2592" w:hanging="792"/>
+      </w:pPr>
+    </w:lvl>
+    <w:lvl w:ilvl="5">
+      <w:start w:val="1"/>
+      <w:numFmt w:val="decimal"/>
+      <w:lvlText w:val="%1.%2.%3.%4.%5.%6."/>
+      <w:lvlJc w:val="left"/>
+      <w:pPr>
+        <w:ind w:left="3096" w:hanging="936"/>
+      </w:pPr>
+    </w:lvl>
+    <w:lvl w:ilvl="6">
+      <w:start w:val="1"/>
+      <w:numFmt w:val="decimal"/>
+      <w:lvlText w:val="%1.%2.%3.%4.%5.%6.%7."/>
+      <w:lvlJc w:val="left"/>
+      <w:pPr>
+        <w:ind w:left="3600" w:hanging="1080"/>
+      </w:pPr>
+    </w:lvl>
+    <w:lvl w:ilvl="7">
+      <w:start w:val="1"/>
+      <w:numFmt w:val="decimal"/>
+      <w:lvlText w:val="%1.%2.%3.%4.%5.%6.%7.%8."/>
+      <w:lvlJc w:val="left"/>
+      <w:pPr>
+        <w:ind w:left="4104" w:hanging="1224"/>
+      </w:pPr>
+    </w:lvl>
+    <w:lvl w:ilvl="8">
+      <w:start w:val="1"/>
+      <w:numFmt w:val="decimal"/>
+      <w:lvlText w:val="%1.%2.%3.%4.%5.%6.%7.%8.%9."/>
+      <w:lvlJc w:val="left"/>
+      <w:pPr>
+        <w:ind w:left="4680" w:hanging="1440"/>
+      </w:pPr>
+    </w:lvl>
+  </w:abstractNum>
+  <w:abstractNum w:abstractNumId="30" w15:restartNumberingAfterBreak="0">
     <w:nsid w:val="786049F1"/>
     <w:multiLevelType w:val="hybridMultilevel"/>
     <w:tmpl w:val="BCBCFDD0"/>
@@ -8701,7 +9358,7 @@
       </w:rPr>
     </w:lvl>
   </w:abstractNum>
-  <w:abstractNum w:abstractNumId="27" w15:restartNumberingAfterBreak="0">
+  <w:abstractNum w:abstractNumId="31" w15:restartNumberingAfterBreak="0">
     <w:nsid w:val="7AB71D60"/>
     <w:multiLevelType w:val="multilevel"/>
     <w:tmpl w:val="69BCD100"/>
@@ -8850,7 +9507,7 @@
       </w:rPr>
     </w:lvl>
   </w:abstractNum>
-  <w:abstractNum w:abstractNumId="28" w15:restartNumberingAfterBreak="0">
+  <w:abstractNum w:abstractNumId="32" w15:restartNumberingAfterBreak="0">
     <w:nsid w:val="7B9D1A2A"/>
     <w:multiLevelType w:val="multilevel"/>
     <w:tmpl w:val="0416001F"/>
@@ -8936,7 +9593,7 @@
       </w:pPr>
     </w:lvl>
   </w:abstractNum>
-  <w:abstractNum w:abstractNumId="29" w15:restartNumberingAfterBreak="0">
+  <w:abstractNum w:abstractNumId="33" w15:restartNumberingAfterBreak="0">
     <w:nsid w:val="7E0A1A52"/>
     <w:multiLevelType w:val="multilevel"/>
     <w:tmpl w:val="D5B8B240"/>
@@ -9085,7 +9742,7 @@
       </w:rPr>
     </w:lvl>
   </w:abstractNum>
-  <w:abstractNum w:abstractNumId="30" w15:restartNumberingAfterBreak="0">
+  <w:abstractNum w:abstractNumId="34" w15:restartNumberingAfterBreak="0">
     <w:nsid w:val="7F040FEB"/>
     <w:multiLevelType w:val="multilevel"/>
     <w:tmpl w:val="A6A0CDE4"/>
@@ -9235,112 +9892,133 @@
     </w:lvl>
   </w:abstractNum>
   <w:num w:numId="1" w16cid:durableId="2033913939">
-    <w:abstractNumId w:val="2"/>
+    <w:abstractNumId w:val="3"/>
     <w:lvlOverride w:ilvl="0">
       <w:startOverride w:val="1"/>
     </w:lvlOverride>
   </w:num>
   <w:num w:numId="2" w16cid:durableId="665548819">
-    <w:abstractNumId w:val="3"/>
+    <w:abstractNumId w:val="4"/>
   </w:num>
   <w:num w:numId="3" w16cid:durableId="1792741544">
-    <w:abstractNumId w:val="21"/>
+    <w:abstractNumId w:val="24"/>
     <w:lvlOverride w:ilvl="0">
       <w:startOverride w:val="1"/>
     </w:lvlOverride>
   </w:num>
   <w:num w:numId="4" w16cid:durableId="1953659417">
-    <w:abstractNumId w:val="23"/>
+    <w:abstractNumId w:val="26"/>
     <w:lvlOverride w:ilvl="0">
       <w:startOverride w:val="1"/>
     </w:lvlOverride>
   </w:num>
   <w:num w:numId="5" w16cid:durableId="613291574">
-    <w:abstractNumId w:val="13"/>
+    <w:abstractNumId w:val="16"/>
     <w:lvlOverride w:ilvl="0">
       <w:startOverride w:val="1"/>
     </w:lvlOverride>
   </w:num>
   <w:num w:numId="6" w16cid:durableId="1107432626">
+    <w:abstractNumId w:val="8"/>
+  </w:num>
+  <w:num w:numId="7" w16cid:durableId="1779641515">
+    <w:abstractNumId w:val="17"/>
+  </w:num>
+  <w:num w:numId="8" w16cid:durableId="1255162241">
+    <w:abstractNumId w:val="5"/>
+  </w:num>
+  <w:num w:numId="9" w16cid:durableId="792095600">
+    <w:abstractNumId w:val="32"/>
+  </w:num>
+  <w:num w:numId="10" w16cid:durableId="40906423">
+    <w:abstractNumId w:val="25"/>
+  </w:num>
+  <w:num w:numId="11" w16cid:durableId="721826420">
+    <w:abstractNumId w:val="20"/>
+  </w:num>
+  <w:num w:numId="12" w16cid:durableId="1616402532">
+    <w:abstractNumId w:val="9"/>
+  </w:num>
+  <w:num w:numId="13" w16cid:durableId="657422088">
+    <w:abstractNumId w:val="10"/>
+  </w:num>
+  <w:num w:numId="14" w16cid:durableId="695354324">
+    <w:abstractNumId w:val="23"/>
+  </w:num>
+  <w:num w:numId="15" w16cid:durableId="525171603">
+    <w:abstractNumId w:val="19"/>
+  </w:num>
+  <w:num w:numId="16" w16cid:durableId="1011684326">
+    <w:abstractNumId w:val="4"/>
+  </w:num>
+  <w:num w:numId="17" w16cid:durableId="1496921519">
+    <w:abstractNumId w:val="6"/>
+  </w:num>
+  <w:num w:numId="18" w16cid:durableId="1276596185">
+    <w:abstractNumId w:val="31"/>
+  </w:num>
+  <w:num w:numId="19" w16cid:durableId="87777177">
     <w:abstractNumId w:val="7"/>
   </w:num>
-  <w:num w:numId="7" w16cid:durableId="1779641515">
+  <w:num w:numId="20" w16cid:durableId="1370763276">
+    <w:abstractNumId w:val="21"/>
+  </w:num>
+  <w:num w:numId="21" w16cid:durableId="648898823">
+    <w:abstractNumId w:val="1"/>
+  </w:num>
+  <w:num w:numId="22" w16cid:durableId="1354570321">
     <w:abstractNumId w:val="14"/>
   </w:num>
-  <w:num w:numId="8" w16cid:durableId="1255162241">
-    <w:abstractNumId w:val="4"/>
-  </w:num>
-  <w:num w:numId="9" w16cid:durableId="792095600">
+  <w:num w:numId="23" w16cid:durableId="1977637102">
     <w:abstractNumId w:val="28"/>
   </w:num>
-  <w:num w:numId="10" w16cid:durableId="40906423">
+  <w:num w:numId="24" w16cid:durableId="2044401854">
+    <w:abstractNumId w:val="27"/>
+  </w:num>
+  <w:num w:numId="25" w16cid:durableId="1654139170">
+    <w:abstractNumId w:val="11"/>
+  </w:num>
+  <w:num w:numId="26" w16cid:durableId="801773582">
+    <w:abstractNumId w:val="30"/>
+  </w:num>
+  <w:num w:numId="27" w16cid:durableId="1836678309">
+    <w:abstractNumId w:val="2"/>
+  </w:num>
+  <w:num w:numId="28" w16cid:durableId="743261107">
+    <w:abstractNumId w:val="12"/>
+  </w:num>
+  <w:num w:numId="29" w16cid:durableId="440950739">
+    <w:abstractNumId w:val="34"/>
+  </w:num>
+  <w:num w:numId="30" w16cid:durableId="1529221343">
+    <w:abstractNumId w:val="33"/>
+  </w:num>
+  <w:num w:numId="31" w16cid:durableId="1597058650">
     <w:abstractNumId w:val="22"/>
   </w:num>
-  <w:num w:numId="11" w16cid:durableId="721826420">
-    <w:abstractNumId w:val="17"/>
+  <w:num w:numId="32" w16cid:durableId="388846385">
+    <w:abstractNumId w:val="18"/>
   </w:num>
-  <w:num w:numId="12" w16cid:durableId="1616402532">
-    <w:abstractNumId w:val="8"/>
-  </w:num>
-  <w:num w:numId="13" w16cid:durableId="657422088">
-    <w:abstractNumId w:val="9"/>
-  </w:num>
-  <w:num w:numId="14" w16cid:durableId="695354324">
-    <w:abstractNumId w:val="20"/>
-  </w:num>
-  <w:num w:numId="15" w16cid:durableId="525171603">
-    <w:abstractNumId w:val="16"/>
-  </w:num>
-  <w:num w:numId="16" w16cid:durableId="1011684326">
-    <w:abstractNumId w:val="3"/>
-  </w:num>
-  <w:num w:numId="17" w16cid:durableId="1496921519">
-    <w:abstractNumId w:val="5"/>
-  </w:num>
-  <w:num w:numId="18" w16cid:durableId="1276596185">
+  <w:num w:numId="33" w16cid:durableId="1014116403">
     <w:abstractNumId w:val="27"/>
   </w:num>
-  <w:num w:numId="19" w16cid:durableId="87777177">
-    <w:abstractNumId w:val="6"/>
+  <w:num w:numId="34" w16cid:durableId="1491485026">
+    <w:abstractNumId w:val="30"/>
   </w:num>
-  <w:num w:numId="20" w16cid:durableId="1370763276">
-    <w:abstractNumId w:val="18"/>
+  <w:num w:numId="35" w16cid:durableId="351106321">
+    <w:abstractNumId w:val="2"/>
   </w:num>
-  <w:num w:numId="21" w16cid:durableId="648898823">
+  <w:num w:numId="36" w16cid:durableId="1857693986">
+    <w:abstractNumId w:val="15"/>
+  </w:num>
+  <w:num w:numId="37" w16cid:durableId="841704986">
+    <w:abstractNumId w:val="13"/>
+  </w:num>
+  <w:num w:numId="38" w16cid:durableId="1689790926">
     <w:abstractNumId w:val="0"/>
   </w:num>
-  <w:num w:numId="22" w16cid:durableId="1354570321">
-    <w:abstractNumId w:val="12"/>
-  </w:num>
-  <w:num w:numId="23" w16cid:durableId="1977637102">
-    <w:abstractNumId w:val="25"/>
-  </w:num>
-  <w:num w:numId="24" w16cid:durableId="2044401854">
-    <w:abstractNumId w:val="24"/>
-  </w:num>
-  <w:num w:numId="25" w16cid:durableId="1654139170">
-    <w:abstractNumId w:val="10"/>
-  </w:num>
-  <w:num w:numId="26" w16cid:durableId="801773582">
-    <w:abstractNumId w:val="26"/>
-  </w:num>
-  <w:num w:numId="27" w16cid:durableId="1836678309">
-    <w:abstractNumId w:val="1"/>
-  </w:num>
-  <w:num w:numId="28" w16cid:durableId="743261107">
-    <w:abstractNumId w:val="11"/>
-  </w:num>
-  <w:num w:numId="29" w16cid:durableId="440950739">
-    <w:abstractNumId w:val="30"/>
-  </w:num>
-  <w:num w:numId="30" w16cid:durableId="1529221343">
+  <w:num w:numId="39" w16cid:durableId="773553423">
     <w:abstractNumId w:val="29"/>
-  </w:num>
-  <w:num w:numId="31" w16cid:durableId="1597058650">
-    <w:abstractNumId w:val="19"/>
-  </w:num>
-  <w:num w:numId="32" w16cid:durableId="388846385">
-    <w:abstractNumId w:val="15"/>
   </w:num>
 </w:numbering>
 </file>
@@ -9827,6 +10505,7 @@
   <w:style w:type="character" w:default="1" w:styleId="Fontepargpadro">
     <w:name w:val="Default Paragraph Font"/>
     <w:uiPriority w:val="1"/>
+    <w:semiHidden/>
     <w:unhideWhenUsed/>
   </w:style>
   <w:style w:type="table" w:default="1" w:styleId="Tabelanormal">
@@ -10371,15 +11050,6 @@
 </file>
 
 <file path=customXml/item1.xml><?xml version="1.0" encoding="utf-8"?>
-<?mso-contentType ?>
-<FormTemplates xmlns="http://schemas.microsoft.com/sharepoint/v3/contenttype/forms">
-  <Display>DocumentLibraryForm</Display>
-  <Edit>DocumentLibraryForm</Edit>
-  <New>DocumentLibraryForm</New>
-</FormTemplates>
-</file>
-
-<file path=customXml/item2.xml><?xml version="1.0" encoding="utf-8"?>
 <ct:contentTypeSchema xmlns:ct="http://schemas.microsoft.com/office/2006/metadata/contentType" xmlns:ma="http://schemas.microsoft.com/office/2006/metadata/properties/metaAttributes" ct:_="" ma:_="" ma:contentTypeName="Document" ma:contentTypeID="0x0101002678A2DA2A3124489CA92250A203A42A" ma:contentTypeVersion="10" ma:contentTypeDescription="Create a new document." ma:contentTypeScope="" ma:versionID="d64c607a3b492cf78dccbdb2e3fdea3b">
   <xsd:schema xmlns:xsd="http://www.w3.org/2001/XMLSchema" xmlns:xs="http://www.w3.org/2001/XMLSchema" xmlns:p="http://schemas.microsoft.com/office/2006/metadata/properties" xmlns:ns3="842ad531-42f0-444d-9dca-139e6ad110ef" targetNamespace="http://schemas.microsoft.com/office/2006/metadata/properties" ma:root="true" ma:fieldsID="02a39d30d550e0941e4dee7c39e7f1e1" ns3:_="">
     <xsd:import namespace="842ad531-42f0-444d-9dca-139e6ad110ef"/>
@@ -10561,11 +11231,11 @@
 </ct:contentTypeSchema>
 </file>
 
-<file path=customXml/item3.xml><?xml version="1.0" encoding="utf-8"?>
+<file path=customXml/item2.xml><?xml version="1.0" encoding="utf-8"?>
 <b:Sources xmlns:b="http://schemas.openxmlformats.org/officeDocument/2006/bibliography" xmlns="http://schemas.openxmlformats.org/officeDocument/2006/bibliography" SelectedStyle="\APASixthEditionOfficeOnline.xsl" StyleName="APA" Version="6"/>
 </file>
 
-<file path=customXml/item4.xml><?xml version="1.0" encoding="utf-8"?>
+<file path=customXml/item3.xml><?xml version="1.0" encoding="utf-8"?>
 <p:properties xmlns:p="http://schemas.microsoft.com/office/2006/metadata/properties" xmlns:xsi="http://www.w3.org/2001/XMLSchema-instance" xmlns:pc="http://schemas.microsoft.com/office/infopath/2007/PartnerControls">
   <documentManagement>
     <_activity xmlns="842ad531-42f0-444d-9dca-139e6ad110ef" xsi:nil="true"/>
@@ -10573,15 +11243,16 @@
 </p:properties>
 </file>
 
-<file path=customXml/itemProps1.xml><?xml version="1.0" encoding="utf-8"?>
-<ds:datastoreItem xmlns:ds="http://schemas.openxmlformats.org/officeDocument/2006/customXml" ds:itemID="{2899F3E7-0005-48FF-BD45-30F5FBC37F47}">
-  <ds:schemaRefs>
-    <ds:schemaRef ds:uri="http://schemas.microsoft.com/sharepoint/v3/contenttype/forms"/>
-  </ds:schemaRefs>
-</ds:datastoreItem>
+<file path=customXml/item4.xml><?xml version="1.0" encoding="utf-8"?>
+<?mso-contentType ?>
+<FormTemplates xmlns="http://schemas.microsoft.com/sharepoint/v3/contenttype/forms">
+  <Display>DocumentLibraryForm</Display>
+  <Edit>DocumentLibraryForm</Edit>
+  <New>DocumentLibraryForm</New>
+</FormTemplates>
 </file>
 
-<file path=customXml/itemProps2.xml><?xml version="1.0" encoding="utf-8"?>
+<file path=customXml/itemProps1.xml><?xml version="1.0" encoding="utf-8"?>
 <ds:datastoreItem xmlns:ds="http://schemas.openxmlformats.org/officeDocument/2006/customXml" ds:itemID="{831E2C24-86F4-4CA6-8683-BE36CECA4DEE}">
   <ds:schemaRefs>
     <ds:schemaRef ds:uri="http://schemas.microsoft.com/office/2006/metadata/contentType"/>
@@ -10599,7 +11270,7 @@
 </ds:datastoreItem>
 </file>
 
-<file path=customXml/itemProps3.xml><?xml version="1.0" encoding="utf-8"?>
+<file path=customXml/itemProps2.xml><?xml version="1.0" encoding="utf-8"?>
 <ds:datastoreItem xmlns:ds="http://schemas.openxmlformats.org/officeDocument/2006/customXml" ds:itemID="{6EB0563F-D6A2-404C-81E0-6B630E959B9E}">
   <ds:schemaRefs>
     <ds:schemaRef ds:uri="http://schemas.openxmlformats.org/officeDocument/2006/bibliography"/>
@@ -10607,7 +11278,7 @@
 </ds:datastoreItem>
 </file>
 
-<file path=customXml/itemProps4.xml><?xml version="1.0" encoding="utf-8"?>
+<file path=customXml/itemProps3.xml><?xml version="1.0" encoding="utf-8"?>
 <ds:datastoreItem xmlns:ds="http://schemas.openxmlformats.org/officeDocument/2006/customXml" ds:itemID="{68CA1C1C-A401-40B2-A2A8-90E992B6B335}">
   <ds:schemaRefs>
     <ds:schemaRef ds:uri="http://schemas.microsoft.com/office/2006/metadata/properties"/>
@@ -10615,4 +11286,12 @@
     <ds:schemaRef ds:uri="842ad531-42f0-444d-9dca-139e6ad110ef"/>
   </ds:schemaRefs>
 </ds:datastoreItem>
+</file>
+
+<file path=customXml/itemProps4.xml><?xml version="1.0" encoding="utf-8"?>
+<ds:datastoreItem xmlns:ds="http://schemas.openxmlformats.org/officeDocument/2006/customXml" ds:itemID="{2899F3E7-0005-48FF-BD45-30F5FBC37F47}">
+  <ds:schemaRefs>
+    <ds:schemaRef ds:uri="http://schemas.microsoft.com/sharepoint/v3/contenttype/forms"/>
+  </ds:schemaRefs>
+</ds:datastoreItem>
 </file>